--- a/docs/research/依頼_業者向け.docx
+++ b/docs/research/依頼_業者向け.docx
@@ -90,6 +90,80 @@
           <w:color w:val="000000"/>
         </w:rPr>
         <w:t xml:space="preserve">§5 の回答欄のご記入を、波形の抽出より先にお願いいたします。</w:t>
+      </w:r>
+    </w:p>
+    <w:p>
+      <w:pPr>
+        <w:spacing w:after="120" w:before="0" w:line="300"/>
+      </w:pPr>
+      <w:r>
+        <w:rPr>
+          <w:rFonts w:ascii="游明朝" w:cs="游明朝" w:eastAsia="游明朝" w:hAnsi="游明朝"/>
+          <w:b/>
+          <w:bCs/>
+          <w:color w:val="000000"/>
+        </w:rPr>
+        <w:t xml:space="preserve">モニタは日本光電製と伺っています。</w:t>
+      </w:r>
+      <w:r>
+        <w:rPr>
+          <w:rFonts w:ascii="游明朝" w:cs="游明朝" w:eastAsia="游明朝" w:hAnsi="游明朝"/>
+          <w:b w:val="false"/>
+          <w:bCs w:val="false"/>
+          <w:color w:val="000000"/>
+        </w:rPr>
+        <w:t xml:space="preserve">参考として挙げている VitalDB のチャネル名は、</w:t>
+      </w:r>
+    </w:p>
+    <w:p>
+      <w:pPr>
+        <w:spacing w:after="120" w:before="0" w:line="300"/>
+      </w:pPr>
+      <w:r>
+        <w:rPr>
+          <w:rFonts w:ascii="游明朝" w:cs="游明朝" w:eastAsia="游明朝" w:hAnsi="游明朝"/>
+          <w:b w:val="false"/>
+          <w:bCs w:val="false"/>
+          <w:color w:val="000000"/>
+        </w:rPr>
+        <w:t xml:space="preserve">モニタのアナログ出力を専用のA/D変換器で全チャネル 500 Hz 標本化したものです。</w:t>
+      </w:r>
+    </w:p>
+    <w:p>
+      <w:pPr>
+        <w:spacing w:after="120" w:before="0" w:line="300"/>
+      </w:pPr>
+      <w:r>
+        <w:rPr>
+          <w:rFonts w:ascii="游明朝" w:cs="游明朝" w:eastAsia="游明朝" w:hAnsi="游明朝"/>
+          <w:b/>
+          <w:bCs/>
+          <w:color w:val="000000"/>
+        </w:rPr>
+        <w:t xml:space="preserve">モニタのネットワーク出力から抽出する場合、標本化周波数が異なる可能性があります</w:t>
+      </w:r>
+      <w:r>
+        <w:rPr>
+          <w:rFonts w:ascii="游明朝" w:cs="游明朝" w:eastAsia="游明朝" w:hAnsi="游明朝"/>
+          <w:b w:val="false"/>
+          <w:bCs w:val="false"/>
+          <w:color w:val="000000"/>
+        </w:rPr>
+        <w:t xml:space="preserve">ので、</w:t>
+      </w:r>
+    </w:p>
+    <w:p>
+      <w:pPr>
+        <w:spacing w:after="120" w:before="0" w:line="300"/>
+      </w:pPr>
+      <w:r>
+        <w:rPr>
+          <w:rFonts w:ascii="游明朝" w:cs="游明朝" w:eastAsia="游明朝" w:hAnsi="游明朝"/>
+          <w:b w:val="false"/>
+          <w:bCs w:val="false"/>
+          <w:color w:val="000000"/>
+        </w:rPr>
+        <w:t xml:space="preserve">§5-1 と §5-2 を先にご確認ください。</w:t>
       </w:r>
     </w:p>
     <w:p>
@@ -640,8 +714,8 @@
         </w:tblBorders>
       </w:tblPr>
       <w:tblGrid>
-        <w:gridCol w:w="820"/>
-        <w:gridCol w:w="8818"/>
+        <w:gridCol w:w="606"/>
+        <w:gridCol w:w="9032"/>
       </w:tblGrid>
       <w:tr>
         <w:trPr>
@@ -649,7 +723,7 @@
         </w:trPr>
         <w:tc>
           <w:tcPr>
-            <w:tcW w:type="dxa" w:w="820"/>
+            <w:tcW w:type="dxa" w:w="606"/>
             <w:tcBorders>
               <w:bottom w:val="single" w:color="000000" w:sz="4"/>
             </w:tcBorders>
@@ -680,7 +754,7 @@
         </w:tc>
         <w:tc>
           <w:tcPr>
-            <w:tcW w:type="dxa" w:w="8818"/>
+            <w:tcW w:type="dxa" w:w="9032"/>
             <w:tcBorders>
               <w:bottom w:val="single" w:color="000000" w:sz="4"/>
             </w:tcBorders>
@@ -716,7 +790,7 @@
         </w:trPr>
         <w:tc>
           <w:tcPr>
-            <w:tcW w:type="dxa" w:w="820"/>
+            <w:tcW w:type="dxa" w:w="606"/>
             <w:tcMar>
               <w:top w:type="dxa" w:w="55"/>
               <w:left w:type="dxa" w:w="95"/>
@@ -742,7 +816,7 @@
         </w:tc>
         <w:tc>
           <w:tcPr>
-            <w:tcW w:type="dxa" w:w="8818"/>
+            <w:tcW w:type="dxa" w:w="9032"/>
             <w:tcMar>
               <w:top w:type="dxa" w:w="55"/>
               <w:left w:type="dxa" w:w="95"/>
@@ -782,7 +856,7 @@
         </w:trPr>
         <w:tc>
           <w:tcPr>
-            <w:tcW w:type="dxa" w:w="820"/>
+            <w:tcW w:type="dxa" w:w="606"/>
             <w:tcMar>
               <w:top w:type="dxa" w:w="55"/>
               <w:left w:type="dxa" w:w="95"/>
@@ -808,7 +882,7 @@
         </w:tc>
         <w:tc>
           <w:tcPr>
-            <w:tcW w:type="dxa" w:w="8818"/>
+            <w:tcW w:type="dxa" w:w="9032"/>
             <w:tcMar>
               <w:top w:type="dxa" w:w="55"/>
               <w:left w:type="dxa" w:w="95"/>
@@ -848,7 +922,7 @@
         </w:trPr>
         <w:tc>
           <w:tcPr>
-            <w:tcW w:type="dxa" w:w="820"/>
+            <w:tcW w:type="dxa" w:w="606"/>
             <w:tcMar>
               <w:top w:type="dxa" w:w="55"/>
               <w:left w:type="dxa" w:w="95"/>
@@ -874,7 +948,7 @@
         </w:tc>
         <w:tc>
           <w:tcPr>
-            <w:tcW w:type="dxa" w:w="8818"/>
+            <w:tcW w:type="dxa" w:w="9032"/>
             <w:tcMar>
               <w:top w:type="dxa" w:w="55"/>
               <w:left w:type="dxa" w:w="95"/>
@@ -923,7 +997,7 @@
         </w:trPr>
         <w:tc>
           <w:tcPr>
-            <w:tcW w:type="dxa" w:w="820"/>
+            <w:tcW w:type="dxa" w:w="606"/>
             <w:tcMar>
               <w:top w:type="dxa" w:w="55"/>
               <w:left w:type="dxa" w:w="95"/>
@@ -949,7 +1023,7 @@
         </w:tc>
         <w:tc>
           <w:tcPr>
-            <w:tcW w:type="dxa" w:w="8818"/>
+            <w:tcW w:type="dxa" w:w="9032"/>
             <w:tcMar>
               <w:top w:type="dxa" w:w="55"/>
               <w:left w:type="dxa" w:w="95"/>
@@ -978,7 +1052,73 @@
                 <w:sz w:val="18"/>
                 <w:szCs w:val="18"/>
               </w:rPr>
-              <w:t xml:space="preserve">ずれがある場合は §5 の 5-4 で開示すること</w:t>
+              <w:t xml:space="preserve">ずれがある場合は §5 の 5-6 で開示すること</w:t>
+            </w:r>
+          </w:p>
+        </w:tc>
+      </w:tr>
+      <w:tr>
+        <w:trPr>
+          <w:tblHeader w:val="false"/>
+        </w:trPr>
+        <w:tc>
+          <w:tcPr>
+            <w:tcW w:type="dxa" w:w="606"/>
+            <w:tcMar>
+              <w:top w:type="dxa" w:w="55"/>
+              <w:left w:type="dxa" w:w="95"/>
+              <w:bottom w:type="dxa" w:w="55"/>
+              <w:right w:type="dxa" w:w="95"/>
+            </w:tcMar>
+            <w:vAlign w:val="top"/>
+          </w:tcPr>
+          <w:p>
+            <w:pPr>
+              <w:spacing w:after="0" w:line="250"/>
+            </w:pPr>
+            <w:r>
+              <w:rPr>
+                <w:rFonts w:ascii="游明朝" w:cs="游明朝" w:eastAsia="游明朝" w:hAnsi="游明朝"/>
+                <w:color w:val="000000"/>
+                <w:sz w:val="18"/>
+                <w:szCs w:val="18"/>
+              </w:rPr>
+              <w:t xml:space="preserve">1-5</w:t>
+            </w:r>
+          </w:p>
+        </w:tc>
+        <w:tc>
+          <w:tcPr>
+            <w:tcW w:type="dxa" w:w="9032"/>
+            <w:tcMar>
+              <w:top w:type="dxa" w:w="55"/>
+              <w:left w:type="dxa" w:w="95"/>
+              <w:bottom w:type="dxa" w:w="55"/>
+              <w:right w:type="dxa" w:w="95"/>
+            </w:tcMar>
+            <w:vAlign w:val="top"/>
+          </w:tcPr>
+          <w:p>
+            <w:pPr>
+              <w:spacing w:after="0" w:line="250"/>
+            </w:pPr>
+            <w:r>
+              <w:rPr>
+                <w:rFonts w:ascii="游明朝" w:cs="游明朝" w:eastAsia="游明朝" w:hAnsi="游明朝"/>
+                <w:color w:val="000000"/>
+                <w:sz w:val="18"/>
+                <w:szCs w:val="18"/>
+              </w:rPr>
+              <w:t xml:space="preserve">光電容積脈波が心電図と同じ標本化周波数であること。</w:t>
+            </w:r>
+            <w:r>
+              <w:rPr>
+                <w:rFonts w:ascii="游明朝" w:cs="游明朝" w:eastAsia="游明朝" w:hAnsi="游明朝"/>
+                <w:color w:val="000000"/>
+                <w:sz w:val="18"/>
+                <w:szCs w:val="18"/>
+              </w:rPr>
+              <w:t xml:space="preserve">ベッドサイドモニタでは、心電図と脈波で出力レートが異なる構成が少なくありません。同じにできない場合は §5-2 に実際の値をご記入ください</w:t>
             </w:r>
           </w:p>
         </w:tc>
@@ -1018,9 +1158,9 @@
         </w:tblBorders>
       </w:tblPr>
       <w:tblGrid>
-        <w:gridCol w:w="989"/>
-        <w:gridCol w:w="5683"/>
-        <w:gridCol w:w="2966"/>
+        <w:gridCol w:w="607"/>
+        <w:gridCol w:w="4716"/>
+        <w:gridCol w:w="4315"/>
       </w:tblGrid>
       <w:tr>
         <w:trPr>
@@ -1028,7 +1168,7 @@
         </w:trPr>
         <w:tc>
           <w:tcPr>
-            <w:tcW w:type="dxa" w:w="989"/>
+            <w:tcW w:type="dxa" w:w="607"/>
             <w:tcBorders>
               <w:bottom w:val="single" w:color="000000" w:sz="4"/>
             </w:tcBorders>
@@ -1059,7 +1199,7 @@
         </w:tc>
         <w:tc>
           <w:tcPr>
-            <w:tcW w:type="dxa" w:w="5683"/>
+            <w:tcW w:type="dxa" w:w="4716"/>
             <w:tcBorders>
               <w:bottom w:val="single" w:color="000000" w:sz="4"/>
             </w:tcBorders>
@@ -1090,7 +1230,7 @@
         </w:tc>
         <w:tc>
           <w:tcPr>
-            <w:tcW w:type="dxa" w:w="2966"/>
+            <w:tcW w:type="dxa" w:w="4315"/>
             <w:tcBorders>
               <w:bottom w:val="single" w:color="000000" w:sz="4"/>
             </w:tcBorders>
@@ -1126,7 +1266,7 @@
         </w:trPr>
         <w:tc>
           <w:tcPr>
-            <w:tcW w:type="dxa" w:w="989"/>
+            <w:tcW w:type="dxa" w:w="607"/>
             <w:tcMar>
               <w:top w:type="dxa" w:w="55"/>
               <w:left w:type="dxa" w:w="95"/>
@@ -1152,7 +1292,7 @@
         </w:tc>
         <w:tc>
           <w:tcPr>
-            <w:tcW w:type="dxa" w:w="5683"/>
+            <w:tcW w:type="dxa" w:w="4716"/>
             <w:tcMar>
               <w:top w:type="dxa" w:w="55"/>
               <w:left w:type="dxa" w:w="95"/>
@@ -1178,7 +1318,7 @@
         </w:tc>
         <w:tc>
           <w:tcPr>
-            <w:tcW w:type="dxa" w:w="2966"/>
+            <w:tcW w:type="dxa" w:w="4315"/>
             <w:tcMar>
               <w:top w:type="dxa" w:w="55"/>
               <w:left w:type="dxa" w:w="95"/>
@@ -1209,7 +1349,7 @@
         </w:trPr>
         <w:tc>
           <w:tcPr>
-            <w:tcW w:type="dxa" w:w="989"/>
+            <w:tcW w:type="dxa" w:w="607"/>
             <w:tcMar>
               <w:top w:type="dxa" w:w="55"/>
               <w:left w:type="dxa" w:w="95"/>
@@ -1235,7 +1375,7 @@
         </w:tc>
         <w:tc>
           <w:tcPr>
-            <w:tcW w:type="dxa" w:w="5683"/>
+            <w:tcW w:type="dxa" w:w="4716"/>
             <w:tcMar>
               <w:top w:type="dxa" w:w="55"/>
               <w:left w:type="dxa" w:w="95"/>
@@ -1261,7 +1401,7 @@
         </w:tc>
         <w:tc>
           <w:tcPr>
-            <w:tcW w:type="dxa" w:w="2966"/>
+            <w:tcW w:type="dxa" w:w="4315"/>
             <w:tcMar>
               <w:top w:type="dxa" w:w="55"/>
               <w:left w:type="dxa" w:w="95"/>
@@ -1301,7 +1441,7 @@
         </w:trPr>
         <w:tc>
           <w:tcPr>
-            <w:tcW w:type="dxa" w:w="989"/>
+            <w:tcW w:type="dxa" w:w="607"/>
             <w:tcMar>
               <w:top w:type="dxa" w:w="55"/>
               <w:left w:type="dxa" w:w="95"/>
@@ -1327,7 +1467,7 @@
         </w:tc>
         <w:tc>
           <w:tcPr>
-            <w:tcW w:type="dxa" w:w="5683"/>
+            <w:tcW w:type="dxa" w:w="4716"/>
             <w:tcMar>
               <w:top w:type="dxa" w:w="55"/>
               <w:left w:type="dxa" w:w="95"/>
@@ -1353,7 +1493,7 @@
         </w:tc>
         <w:tc>
           <w:tcPr>
-            <w:tcW w:type="dxa" w:w="2966"/>
+            <w:tcW w:type="dxa" w:w="4315"/>
             <w:tcMar>
               <w:top w:type="dxa" w:w="55"/>
               <w:left w:type="dxa" w:w="95"/>
@@ -1384,7 +1524,7 @@
         </w:trPr>
         <w:tc>
           <w:tcPr>
-            <w:tcW w:type="dxa" w:w="989"/>
+            <w:tcW w:type="dxa" w:w="607"/>
             <w:tcMar>
               <w:top w:type="dxa" w:w="55"/>
               <w:left w:type="dxa" w:w="95"/>
@@ -1410,53 +1550,365 @@
         </w:tc>
         <w:tc>
           <w:tcPr>
-            <w:tcW w:type="dxa" w:w="5683"/>
-            <w:tcMar>
-              <w:top w:type="dxa" w:w="55"/>
-              <w:left w:type="dxa" w:w="95"/>
-              <w:bottom w:type="dxa" w:w="55"/>
-              <w:right w:type="dxa" w:w="95"/>
-            </w:tcMar>
-            <w:vAlign w:val="top"/>
-          </w:tcPr>
-          <w:p>
-            <w:pPr>
-              <w:spacing w:after="0" w:line="250"/>
-            </w:pPr>
-            <w:r>
-              <w:rPr>
-                <w:rFonts w:ascii="游明朝" w:cs="游明朝" w:eastAsia="游明朝" w:hAnsi="游明朝"/>
-                <w:color w:val="000000"/>
-                <w:sz w:val="18"/>
-                <w:szCs w:val="18"/>
-              </w:rPr>
-              <w:t xml:space="preserve">esCCO の出力（表示している症例のみ）</w:t>
-            </w:r>
-          </w:p>
-        </w:tc>
-        <w:tc>
-          <w:tcPr>
-            <w:tcW w:type="dxa" w:w="2966"/>
-            <w:tcMar>
-              <w:top w:type="dxa" w:w="55"/>
-              <w:left w:type="dxa" w:w="95"/>
-              <w:bottom w:type="dxa" w:w="55"/>
-              <w:right w:type="dxa" w:w="95"/>
-            </w:tcMar>
-            <w:vAlign w:val="top"/>
-          </w:tcPr>
-          <w:p>
-            <w:pPr>
-              <w:spacing w:after="0" w:line="250"/>
-            </w:pPr>
-            <w:r>
-              <w:rPr>
-                <w:rFonts w:ascii="游明朝" w:cs="游明朝" w:eastAsia="游明朝" w:hAnsi="游明朝"/>
-                <w:color w:val="000000"/>
-                <w:sz w:val="18"/>
-                <w:szCs w:val="18"/>
-              </w:rPr>
-              <w:t xml:space="preserve">装置の更新周期のまま</w:t>
+            <w:tcW w:type="dxa" w:w="4716"/>
+            <w:tcMar>
+              <w:top w:type="dxa" w:w="55"/>
+              <w:left w:type="dxa" w:w="95"/>
+              <w:bottom w:type="dxa" w:w="55"/>
+              <w:right w:type="dxa" w:w="95"/>
+            </w:tcMar>
+            <w:vAlign w:val="top"/>
+          </w:tcPr>
+          <w:p>
+            <w:pPr>
+              <w:spacing w:after="0" w:line="250"/>
+            </w:pPr>
+            <w:r>
+              <w:rPr>
+                <w:rFonts w:ascii="游明朝" w:cs="游明朝" w:eastAsia="游明朝" w:hAnsi="游明朝"/>
+                <w:color w:val="000000"/>
+                <w:sz w:val="18"/>
+                <w:szCs w:val="18"/>
+              </w:rPr>
+              <w:t xml:space="preserve">esCCO の出力</w:t>
+            </w:r>
+          </w:p>
+        </w:tc>
+        <w:tc>
+          <w:tcPr>
+            <w:tcW w:type="dxa" w:w="4315"/>
+            <w:tcMar>
+              <w:top w:type="dxa" w:w="55"/>
+              <w:left w:type="dxa" w:w="95"/>
+              <w:bottom w:type="dxa" w:w="55"/>
+              <w:right w:type="dxa" w:w="95"/>
+            </w:tcMar>
+            <w:vAlign w:val="top"/>
+          </w:tcPr>
+          <w:p>
+            <w:pPr>
+              <w:spacing w:after="0" w:line="250"/>
+            </w:pPr>
+            <w:r>
+              <w:rPr>
+                <w:rFonts w:ascii="游明朝" w:cs="游明朝" w:eastAsia="游明朝" w:hAnsi="游明朝"/>
+                <w:color w:val="000000"/>
+                <w:sz w:val="18"/>
+                <w:szCs w:val="18"/>
+              </w:rPr>
+              <w:t xml:space="preserve">装置の更新周期のまま。</w:t>
+            </w:r>
+            <w:r>
+              <w:rPr>
+                <w:rFonts w:ascii="游明朝" w:cs="游明朝" w:eastAsia="游明朝" w:hAnsi="游明朝"/>
+                <w:color w:val="000000"/>
+                <w:sz w:val="18"/>
+                <w:szCs w:val="18"/>
+              </w:rPr>
+              <w:t xml:space="preserve">必須</w:t>
+            </w:r>
+            <w:r>
+              <w:rPr>
+                <w:rFonts w:ascii="游明朝" w:cs="游明朝" w:eastAsia="游明朝" w:hAnsi="游明朝"/>
+                <w:color w:val="000000"/>
+                <w:sz w:val="18"/>
+                <w:szCs w:val="18"/>
+              </w:rPr>
+              <w:t xml:space="preserve">（日本光電製モニタの機能のため、対象症例では取得できる想定）</w:t>
+            </w:r>
+          </w:p>
+        </w:tc>
+      </w:tr>
+      <w:tr>
+        <w:trPr>
+          <w:tblHeader w:val="false"/>
+        </w:trPr>
+        <w:tc>
+          <w:tcPr>
+            <w:tcW w:type="dxa" w:w="607"/>
+            <w:tcMar>
+              <w:top w:type="dxa" w:w="55"/>
+              <w:left w:type="dxa" w:w="95"/>
+              <w:bottom w:type="dxa" w:w="55"/>
+              <w:right w:type="dxa" w:w="95"/>
+            </w:tcMar>
+            <w:vAlign w:val="top"/>
+          </w:tcPr>
+          <w:p>
+            <w:pPr>
+              <w:spacing w:after="0" w:line="250"/>
+            </w:pPr>
+            <w:r>
+              <w:rPr>
+                <w:rFonts w:ascii="游明朝" w:cs="游明朝" w:eastAsia="游明朝" w:hAnsi="游明朝"/>
+                <w:color w:val="000000"/>
+                <w:sz w:val="18"/>
+                <w:szCs w:val="18"/>
+              </w:rPr>
+              <w:t xml:space="preserve">2-5</w:t>
+            </w:r>
+          </w:p>
+        </w:tc>
+        <w:tc>
+          <w:tcPr>
+            <w:tcW w:type="dxa" w:w="4716"/>
+            <w:tcMar>
+              <w:top w:type="dxa" w:w="55"/>
+              <w:left w:type="dxa" w:w="95"/>
+              <w:bottom w:type="dxa" w:w="55"/>
+              <w:right w:type="dxa" w:w="95"/>
+            </w:tcMar>
+            <w:vAlign w:val="top"/>
+          </w:tcPr>
+          <w:p>
+            <w:pPr>
+              <w:spacing w:after="0" w:line="250"/>
+            </w:pPr>
+            <w:r>
+              <w:rPr>
+                <w:rFonts w:ascii="游明朝" w:cs="游明朝" w:eastAsia="游明朝" w:hAnsi="游明朝"/>
+                <w:color w:val="000000"/>
+                <w:sz w:val="18"/>
+                <w:szCs w:val="18"/>
+              </w:rPr>
+              <w:t xml:space="preserve">モニタが算出している PWTT の値</w:t>
+            </w:r>
+          </w:p>
+        </w:tc>
+        <w:tc>
+          <w:tcPr>
+            <w:tcW w:type="dxa" w:w="4315"/>
+            <w:tcMar>
+              <w:top w:type="dxa" w:w="55"/>
+              <w:left w:type="dxa" w:w="95"/>
+              <w:bottom w:type="dxa" w:w="55"/>
+              <w:right w:type="dxa" w:w="95"/>
+            </w:tcMar>
+            <w:vAlign w:val="top"/>
+          </w:tcPr>
+          <w:p>
+            <w:pPr>
+              <w:spacing w:after="0" w:line="250"/>
+            </w:pPr>
+            <w:r>
+              <w:rPr>
+                <w:rFonts w:ascii="游明朝" w:cs="游明朝" w:eastAsia="游明朝" w:hAnsi="游明朝"/>
+                <w:color w:val="000000"/>
+                <w:sz w:val="18"/>
+                <w:szCs w:val="18"/>
+              </w:rPr>
+              <w:t xml:space="preserve">同上。当方の計算と照合するため。</w:t>
+            </w:r>
+            <w:r>
+              <w:rPr>
+                <w:rFonts w:ascii="游明朝" w:cs="游明朝" w:eastAsia="游明朝" w:hAnsi="游明朝"/>
+                <w:color w:val="000000"/>
+                <w:sz w:val="18"/>
+                <w:szCs w:val="18"/>
+              </w:rPr>
+              <w:t xml:space="preserve">取得できる場合は必須</w:t>
+            </w:r>
+          </w:p>
+        </w:tc>
+      </w:tr>
+      <w:tr>
+        <w:trPr>
+          <w:tblHeader w:val="false"/>
+        </w:trPr>
+        <w:tc>
+          <w:tcPr>
+            <w:tcW w:type="dxa" w:w="607"/>
+            <w:tcMar>
+              <w:top w:type="dxa" w:w="55"/>
+              <w:left w:type="dxa" w:w="95"/>
+              <w:bottom w:type="dxa" w:w="55"/>
+              <w:right w:type="dxa" w:w="95"/>
+            </w:tcMar>
+            <w:vAlign w:val="top"/>
+          </w:tcPr>
+          <w:p>
+            <w:pPr>
+              <w:spacing w:after="0" w:line="250"/>
+            </w:pPr>
+            <w:r>
+              <w:rPr>
+                <w:rFonts w:ascii="游明朝" w:cs="游明朝" w:eastAsia="游明朝" w:hAnsi="游明朝"/>
+                <w:color w:val="000000"/>
+                <w:sz w:val="18"/>
+                <w:szCs w:val="18"/>
+              </w:rPr>
+              <w:t xml:space="preserve">2-6</w:t>
+            </w:r>
+          </w:p>
+        </w:tc>
+        <w:tc>
+          <w:tcPr>
+            <w:tcW w:type="dxa" w:w="4716"/>
+            <w:tcMar>
+              <w:top w:type="dxa" w:w="55"/>
+              <w:left w:type="dxa" w:w="95"/>
+              <w:bottom w:type="dxa" w:w="55"/>
+              <w:right w:type="dxa" w:w="95"/>
+            </w:tcMar>
+            <w:vAlign w:val="top"/>
+          </w:tcPr>
+          <w:p>
+            <w:pPr>
+              <w:spacing w:after="0" w:line="250"/>
+            </w:pPr>
+            <w:r>
+              <w:rPr>
+                <w:rFonts w:ascii="游明朝" w:cs="游明朝" w:eastAsia="游明朝" w:hAnsi="游明朝"/>
+                <w:color w:val="000000"/>
+                <w:sz w:val="18"/>
+                <w:szCs w:val="18"/>
+              </w:rPr>
+              <w:t xml:space="preserve">esCCO の</w:t>
+            </w:r>
+            <w:r>
+              <w:rPr>
+                <w:rFonts w:ascii="游明朝" w:cs="游明朝" w:eastAsia="游明朝" w:hAnsi="游明朝"/>
+                <w:color w:val="000000"/>
+                <w:sz w:val="18"/>
+                <w:szCs w:val="18"/>
+              </w:rPr>
+              <w:t xml:space="preserve">較正の記録</w:t>
+            </w:r>
+            <w:r>
+              <w:rPr>
+                <w:rFonts w:ascii="游明朝" w:cs="游明朝" w:eastAsia="游明朝" w:hAnsi="游明朝"/>
+                <w:color w:val="000000"/>
+                <w:sz w:val="18"/>
+                <w:szCs w:val="18"/>
+              </w:rPr>
+              <w:t xml:space="preserve"> ― 較正の実施時刻、外部の心拍出量で較正した場合はその値、較正モード</w:t>
+            </w:r>
+          </w:p>
+        </w:tc>
+        <w:tc>
+          <w:tcPr>
+            <w:tcW w:type="dxa" w:w="4315"/>
+            <w:tcMar>
+              <w:top w:type="dxa" w:w="55"/>
+              <w:left w:type="dxa" w:w="95"/>
+              <w:bottom w:type="dxa" w:w="55"/>
+              <w:right w:type="dxa" w:w="95"/>
+            </w:tcMar>
+            <w:vAlign w:val="top"/>
+          </w:tcPr>
+          <w:p>
+            <w:pPr>
+              <w:spacing w:after="0" w:line="250"/>
+            </w:pPr>
+            <w:r>
+              <w:rPr>
+                <w:rFonts w:ascii="游明朝" w:cs="游明朝" w:eastAsia="游明朝" w:hAnsi="游明朝"/>
+                <w:color w:val="000000"/>
+                <w:sz w:val="18"/>
+                <w:szCs w:val="18"/>
+              </w:rPr>
+              <w:t xml:space="preserve">症例ごと</w:t>
+            </w:r>
+          </w:p>
+        </w:tc>
+      </w:tr>
+      <w:tr>
+        <w:trPr>
+          <w:tblHeader w:val="false"/>
+        </w:trPr>
+        <w:tc>
+          <w:tcPr>
+            <w:tcW w:type="dxa" w:w="607"/>
+            <w:tcMar>
+              <w:top w:type="dxa" w:w="55"/>
+              <w:left w:type="dxa" w:w="95"/>
+              <w:bottom w:type="dxa" w:w="55"/>
+              <w:right w:type="dxa" w:w="95"/>
+            </w:tcMar>
+            <w:vAlign w:val="top"/>
+          </w:tcPr>
+          <w:p>
+            <w:pPr>
+              <w:spacing w:after="0" w:line="250"/>
+            </w:pPr>
+            <w:r>
+              <w:rPr>
+                <w:rFonts w:ascii="游明朝" w:cs="游明朝" w:eastAsia="游明朝" w:hAnsi="游明朝"/>
+                <w:color w:val="000000"/>
+                <w:sz w:val="18"/>
+                <w:szCs w:val="18"/>
+              </w:rPr>
+              <w:t xml:space="preserve">2-7</w:t>
+            </w:r>
+          </w:p>
+        </w:tc>
+        <w:tc>
+          <w:tcPr>
+            <w:tcW w:type="dxa" w:w="4716"/>
+            <w:tcMar>
+              <w:top w:type="dxa" w:w="55"/>
+              <w:left w:type="dxa" w:w="95"/>
+              <w:bottom w:type="dxa" w:w="55"/>
+              <w:right w:type="dxa" w:w="95"/>
+            </w:tcMar>
+            <w:vAlign w:val="top"/>
+          </w:tcPr>
+          <w:p>
+            <w:pPr>
+              <w:spacing w:after="0" w:line="250"/>
+            </w:pPr>
+            <w:r>
+              <w:rPr>
+                <w:rFonts w:ascii="游明朝" w:cs="游明朝" w:eastAsia="游明朝" w:hAnsi="游明朝"/>
+                <w:color w:val="000000"/>
+                <w:sz w:val="18"/>
+                <w:szCs w:val="18"/>
+              </w:rPr>
+              <w:t xml:space="preserve">モニタに</w:t>
+            </w:r>
+            <w:r>
+              <w:rPr>
+                <w:rFonts w:ascii="游明朝" w:cs="游明朝" w:eastAsia="游明朝" w:hAnsi="游明朝"/>
+                <w:color w:val="000000"/>
+                <w:sz w:val="18"/>
+                <w:szCs w:val="18"/>
+              </w:rPr>
+              <w:t xml:space="preserve">入力された</w:t>
+            </w:r>
+            <w:r>
+              <w:rPr>
+                <w:rFonts w:ascii="游明朝" w:cs="游明朝" w:eastAsia="游明朝" w:hAnsi="游明朝"/>
+                <w:color w:val="000000"/>
+                <w:sz w:val="18"/>
+                <w:szCs w:val="18"/>
+              </w:rPr>
+              <w:t xml:space="preserve">年齢・性別・身長・体重</w:t>
+            </w:r>
+          </w:p>
+        </w:tc>
+        <w:tc>
+          <w:tcPr>
+            <w:tcW w:type="dxa" w:w="4315"/>
+            <w:tcMar>
+              <w:top w:type="dxa" w:w="55"/>
+              <w:left w:type="dxa" w:w="95"/>
+              <w:bottom w:type="dxa" w:w="55"/>
+              <w:right w:type="dxa" w:w="95"/>
+            </w:tcMar>
+            <w:vAlign w:val="top"/>
+          </w:tcPr>
+          <w:p>
+            <w:pPr>
+              <w:spacing w:after="0" w:line="250"/>
+            </w:pPr>
+            <w:r>
+              <w:rPr>
+                <w:rFonts w:ascii="游明朝" w:cs="游明朝" w:eastAsia="游明朝" w:hAnsi="游明朝"/>
+                <w:color w:val="000000"/>
+                <w:sz w:val="18"/>
+                <w:szCs w:val="18"/>
+              </w:rPr>
+              <w:t xml:space="preserve">症例ごと。実際の値ではなく入力値</w:t>
             </w:r>
           </w:p>
         </w:tc>
@@ -2442,9 +2894,9 @@
         </w:tblBorders>
       </w:tblPr>
       <w:tblGrid>
-        <w:gridCol w:w="610"/>
-        <w:gridCol w:w="6481"/>
-        <w:gridCol w:w="2546"/>
+        <w:gridCol w:w="609"/>
+        <w:gridCol w:w="6636"/>
+        <w:gridCol w:w="2393"/>
       </w:tblGrid>
       <w:tr>
         <w:trPr>
@@ -2452,7 +2904,7 @@
         </w:trPr>
         <w:tc>
           <w:tcPr>
-            <w:tcW w:type="dxa" w:w="610"/>
+            <w:tcW w:type="dxa" w:w="609"/>
             <w:tcBorders>
               <w:bottom w:val="single" w:color="000000" w:sz="4"/>
             </w:tcBorders>
@@ -2483,7 +2935,7 @@
         </w:tc>
         <w:tc>
           <w:tcPr>
-            <w:tcW w:type="dxa" w:w="6481"/>
+            <w:tcW w:type="dxa" w:w="6636"/>
             <w:tcBorders>
               <w:bottom w:val="single" w:color="000000" w:sz="4"/>
             </w:tcBorders>
@@ -2514,7 +2966,7 @@
         </w:tc>
         <w:tc>
           <w:tcPr>
-            <w:tcW w:type="dxa" w:w="2546"/>
+            <w:tcW w:type="dxa" w:w="2393"/>
             <w:tcBorders>
               <w:bottom w:val="single" w:color="000000" w:sz="4"/>
             </w:tcBorders>
@@ -2550,7 +3002,7 @@
         </w:trPr>
         <w:tc>
           <w:tcPr>
-            <w:tcW w:type="dxa" w:w="610"/>
+            <w:tcW w:type="dxa" w:w="609"/>
             <w:tcMar>
               <w:top w:type="dxa" w:w="55"/>
               <w:left w:type="dxa" w:w="95"/>
@@ -2576,69 +3028,42 @@
         </w:tc>
         <w:tc>
           <w:tcPr>
-            <w:tcW w:type="dxa" w:w="6481"/>
-            <w:tcMar>
-              <w:top w:type="dxa" w:w="55"/>
-              <w:left w:type="dxa" w:w="95"/>
-              <w:bottom w:type="dxa" w:w="55"/>
-              <w:right w:type="dxa" w:w="95"/>
-            </w:tcMar>
-            <w:vAlign w:val="top"/>
-          </w:tcPr>
-          <w:p>
-            <w:pPr>
-              <w:spacing w:after="0" w:line="250"/>
-            </w:pPr>
-            <w:r>
-              <w:rPr>
-                <w:rFonts w:ascii="游明朝" w:cs="游明朝" w:eastAsia="游明朝" w:hAnsi="游明朝"/>
-                <w:color w:val="000000"/>
-                <w:sz w:val="18"/>
-                <w:szCs w:val="18"/>
-              </w:rPr>
-              <w:t xml:space="preserve">光電容積脈波チャネルは</w:t>
-            </w:r>
-            <w:r>
-              <w:rPr>
-                <w:rFonts w:ascii="游明朝" w:cs="游明朝" w:eastAsia="游明朝" w:hAnsi="游明朝"/>
-                <w:color w:val="000000"/>
-                <w:sz w:val="18"/>
-                <w:szCs w:val="18"/>
-              </w:rPr>
-              <w:t xml:space="preserve">表示用の波形</w:t>
-            </w:r>
-            <w:r>
-              <w:rPr>
-                <w:rFonts w:ascii="游明朝" w:cs="游明朝" w:eastAsia="游明朝" w:hAnsi="游明朝"/>
-                <w:color w:val="000000"/>
-                <w:sz w:val="18"/>
-                <w:szCs w:val="18"/>
-              </w:rPr>
-              <w:t xml:space="preserve">ですか、</w:t>
-            </w:r>
-            <w:r>
-              <w:rPr>
-                <w:rFonts w:ascii="游明朝" w:cs="游明朝" w:eastAsia="游明朝" w:hAnsi="游明朝"/>
-                <w:color w:val="000000"/>
-                <w:sz w:val="18"/>
-                <w:szCs w:val="18"/>
-              </w:rPr>
-              <w:t xml:space="preserve">生波形</w:t>
-            </w:r>
-            <w:r>
-              <w:rPr>
-                <w:rFonts w:ascii="游明朝" w:cs="游明朝" w:eastAsia="游明朝" w:hAnsi="游明朝"/>
-                <w:color w:val="000000"/>
-                <w:sz w:val="18"/>
-                <w:szCs w:val="18"/>
-              </w:rPr>
-              <w:t xml:space="preserve">ですか</w:t>
-            </w:r>
-          </w:p>
-        </w:tc>
-        <w:tc>
-          <w:tcPr>
-            <w:tcW w:type="dxa" w:w="2546"/>
+            <w:tcW w:type="dxa" w:w="6636"/>
+            <w:tcMar>
+              <w:top w:type="dxa" w:w="55"/>
+              <w:left w:type="dxa" w:w="95"/>
+              <w:bottom w:type="dxa" w:w="55"/>
+              <w:right w:type="dxa" w:w="95"/>
+            </w:tcMar>
+            <w:vAlign w:val="top"/>
+          </w:tcPr>
+          <w:p>
+            <w:pPr>
+              <w:spacing w:after="0" w:line="250"/>
+            </w:pPr>
+            <w:r>
+              <w:rPr>
+                <w:rFonts w:ascii="游明朝" w:cs="游明朝" w:eastAsia="游明朝" w:hAnsi="游明朝"/>
+                <w:color w:val="000000"/>
+                <w:sz w:val="18"/>
+                <w:szCs w:val="18"/>
+              </w:rPr>
+              <w:t xml:space="preserve">抽出の経路</w:t>
+            </w:r>
+            <w:r>
+              <w:rPr>
+                <w:rFonts w:ascii="游明朝" w:cs="游明朝" w:eastAsia="游明朝" w:hAnsi="游明朝"/>
+                <w:color w:val="000000"/>
+                <w:sz w:val="18"/>
+                <w:szCs w:val="18"/>
+              </w:rPr>
+              <w:t xml:space="preserve">はどれですか（①モニタのネットワーク出力　②アナログ出力＋A/D変換器　③モニタ内部のログ　④その他）</w:t>
+            </w:r>
+          </w:p>
+        </w:tc>
+        <w:tc>
+          <w:tcPr>
+            <w:tcW w:type="dxa" w:w="2393"/>
             <w:tcMar>
               <w:top w:type="dxa" w:w="55"/>
               <w:left w:type="dxa" w:w="95"/>
@@ -2660,7 +3085,7 @@
         </w:trPr>
         <w:tc>
           <w:tcPr>
-            <w:tcW w:type="dxa" w:w="610"/>
+            <w:tcW w:type="dxa" w:w="609"/>
             <w:tcMar>
               <w:top w:type="dxa" w:w="55"/>
               <w:left w:type="dxa" w:w="95"/>
@@ -2686,51 +3111,60 @@
         </w:tc>
         <w:tc>
           <w:tcPr>
-            <w:tcW w:type="dxa" w:w="6481"/>
-            <w:tcMar>
-              <w:top w:type="dxa" w:w="55"/>
-              <w:left w:type="dxa" w:w="95"/>
-              <w:bottom w:type="dxa" w:w="55"/>
-              <w:right w:type="dxa" w:w="95"/>
-            </w:tcMar>
-            <w:vAlign w:val="top"/>
-          </w:tcPr>
-          <w:p>
-            <w:pPr>
-              <w:spacing w:after="0" w:line="250"/>
-            </w:pPr>
-            <w:r>
-              <w:rPr>
-                <w:rFonts w:ascii="游明朝" w:cs="游明朝" w:eastAsia="游明朝" w:hAnsi="游明朝"/>
-                <w:color w:val="000000"/>
-                <w:sz w:val="18"/>
-                <w:szCs w:val="18"/>
-              </w:rPr>
-              <w:t xml:space="preserve">かかっている</w:t>
-            </w:r>
-            <w:r>
-              <w:rPr>
-                <w:rFonts w:ascii="游明朝" w:cs="游明朝" w:eastAsia="游明朝" w:hAnsi="游明朝"/>
-                <w:color w:val="000000"/>
-                <w:sz w:val="18"/>
-                <w:szCs w:val="18"/>
-              </w:rPr>
-              <w:t xml:space="preserve">フィルタ</w:t>
-            </w:r>
-            <w:r>
-              <w:rPr>
-                <w:rFonts w:ascii="游明朝" w:cs="游明朝" w:eastAsia="游明朝" w:hAnsi="游明朝"/>
-                <w:color w:val="000000"/>
-                <w:sz w:val="18"/>
-                <w:szCs w:val="18"/>
-              </w:rPr>
-              <w:t xml:space="preserve">の種類・次数・遮断周波数（高域・低域とも）</w:t>
-            </w:r>
-          </w:p>
-        </w:tc>
-        <w:tc>
-          <w:tcPr>
-            <w:tcW w:type="dxa" w:w="2546"/>
+            <w:tcW w:type="dxa" w:w="6636"/>
+            <w:tcMar>
+              <w:top w:type="dxa" w:w="55"/>
+              <w:left w:type="dxa" w:w="95"/>
+              <w:bottom w:type="dxa" w:w="55"/>
+              <w:right w:type="dxa" w:w="95"/>
+            </w:tcMar>
+            <w:vAlign w:val="top"/>
+          </w:tcPr>
+          <w:p>
+            <w:pPr>
+              <w:spacing w:after="0" w:line="250"/>
+            </w:pPr>
+            <w:r>
+              <w:rPr>
+                <w:rFonts w:ascii="游明朝" w:cs="游明朝" w:eastAsia="游明朝" w:hAnsi="游明朝"/>
+                <w:color w:val="000000"/>
+                <w:sz w:val="18"/>
+                <w:szCs w:val="18"/>
+              </w:rPr>
+              <w:t xml:space="preserve">その経路での</w:t>
+            </w:r>
+            <w:r>
+              <w:rPr>
+                <w:rFonts w:ascii="游明朝" w:cs="游明朝" w:eastAsia="游明朝" w:hAnsi="游明朝"/>
+                <w:color w:val="000000"/>
+                <w:sz w:val="18"/>
+                <w:szCs w:val="18"/>
+              </w:rPr>
+              <w:t xml:space="preserve">心電図と光電容積脈波それぞれの実効標本化周波数</w:t>
+            </w:r>
+            <w:r>
+              <w:rPr>
+                <w:rFonts w:ascii="游明朝" w:cs="游明朝" w:eastAsia="游明朝" w:hAnsi="游明朝"/>
+                <w:color w:val="000000"/>
+                <w:sz w:val="18"/>
+                <w:szCs w:val="18"/>
+              </w:rPr>
+              <w:t xml:space="preserve">（内部で間引いていないかを含む）。</w:t>
+            </w:r>
+            <w:r>
+              <w:rPr>
+                <w:rFonts w:ascii="游明朝" w:cs="游明朝" w:eastAsia="游明朝" w:hAnsi="游明朝"/>
+                <w:color w:val="000000"/>
+                <w:sz w:val="18"/>
+                <w:szCs w:val="18"/>
+              </w:rPr>
+              <w:t xml:space="preserve">500 Hz を確保できますか</w:t>
+            </w:r>
+          </w:p>
+        </w:tc>
+        <w:tc>
+          <w:tcPr>
+            <w:tcW w:type="dxa" w:w="2393"/>
             <w:tcMar>
               <w:top w:type="dxa" w:w="55"/>
               <w:left w:type="dxa" w:w="95"/>
@@ -2752,7 +3186,7 @@
         </w:trPr>
         <w:tc>
           <w:tcPr>
-            <w:tcW w:type="dxa" w:w="610"/>
+            <w:tcW w:type="dxa" w:w="609"/>
             <w:tcMar>
               <w:top w:type="dxa" w:w="55"/>
               <w:left w:type="dxa" w:w="95"/>
@@ -2778,42 +3212,69 @@
         </w:tc>
         <w:tc>
           <w:tcPr>
-            <w:tcW w:type="dxa" w:w="6481"/>
-            <w:tcMar>
-              <w:top w:type="dxa" w:w="55"/>
-              <w:left w:type="dxa" w:w="95"/>
-              <w:bottom w:type="dxa" w:w="55"/>
-              <w:right w:type="dxa" w:w="95"/>
-            </w:tcMar>
-            <w:vAlign w:val="top"/>
-          </w:tcPr>
-          <w:p>
-            <w:pPr>
-              <w:spacing w:after="0" w:line="250"/>
-            </w:pPr>
-            <w:r>
-              <w:rPr>
-                <w:rFonts w:ascii="游明朝" w:cs="游明朝" w:eastAsia="游明朝" w:hAnsi="游明朝"/>
-                <w:color w:val="000000"/>
-                <w:sz w:val="18"/>
-                <w:szCs w:val="18"/>
-              </w:rPr>
-              <w:t xml:space="preserve">自動利得制御（AGC）または振幅の正規化</w:t>
-            </w:r>
-            <w:r>
-              <w:rPr>
-                <w:rFonts w:ascii="游明朝" w:cs="游明朝" w:eastAsia="游明朝" w:hAnsi="游明朝"/>
-                <w:color w:val="000000"/>
-                <w:sz w:val="18"/>
-                <w:szCs w:val="18"/>
-              </w:rPr>
-              <w:t xml:space="preserve">はありますか。ある場合、その時定数と単位（拍ごと／固定時間窓／記録全体）</w:t>
-            </w:r>
-          </w:p>
-        </w:tc>
-        <w:tc>
-          <w:tcPr>
-            <w:tcW w:type="dxa" w:w="2546"/>
+            <w:tcW w:type="dxa" w:w="6636"/>
+            <w:tcMar>
+              <w:top w:type="dxa" w:w="55"/>
+              <w:left w:type="dxa" w:w="95"/>
+              <w:bottom w:type="dxa" w:w="55"/>
+              <w:right w:type="dxa" w:w="95"/>
+            </w:tcMar>
+            <w:vAlign w:val="top"/>
+          </w:tcPr>
+          <w:p>
+            <w:pPr>
+              <w:spacing w:after="0" w:line="250"/>
+            </w:pPr>
+            <w:r>
+              <w:rPr>
+                <w:rFonts w:ascii="游明朝" w:cs="游明朝" w:eastAsia="游明朝" w:hAnsi="游明朝"/>
+                <w:color w:val="000000"/>
+                <w:sz w:val="18"/>
+                <w:szCs w:val="18"/>
+              </w:rPr>
+              <w:t xml:space="preserve">光電容積脈波チャネルは</w:t>
+            </w:r>
+            <w:r>
+              <w:rPr>
+                <w:rFonts w:ascii="游明朝" w:cs="游明朝" w:eastAsia="游明朝" w:hAnsi="游明朝"/>
+                <w:color w:val="000000"/>
+                <w:sz w:val="18"/>
+                <w:szCs w:val="18"/>
+              </w:rPr>
+              <w:t xml:space="preserve">表示用の波形</w:t>
+            </w:r>
+            <w:r>
+              <w:rPr>
+                <w:rFonts w:ascii="游明朝" w:cs="游明朝" w:eastAsia="游明朝" w:hAnsi="游明朝"/>
+                <w:color w:val="000000"/>
+                <w:sz w:val="18"/>
+                <w:szCs w:val="18"/>
+              </w:rPr>
+              <w:t xml:space="preserve">ですか、</w:t>
+            </w:r>
+            <w:r>
+              <w:rPr>
+                <w:rFonts w:ascii="游明朝" w:cs="游明朝" w:eastAsia="游明朝" w:hAnsi="游明朝"/>
+                <w:color w:val="000000"/>
+                <w:sz w:val="18"/>
+                <w:szCs w:val="18"/>
+              </w:rPr>
+              <w:t xml:space="preserve">生波形</w:t>
+            </w:r>
+            <w:r>
+              <w:rPr>
+                <w:rFonts w:ascii="游明朝" w:cs="游明朝" w:eastAsia="游明朝" w:hAnsi="游明朝"/>
+                <w:color w:val="000000"/>
+                <w:sz w:val="18"/>
+                <w:szCs w:val="18"/>
+              </w:rPr>
+              <w:t xml:space="preserve">ですか</w:t>
+            </w:r>
+          </w:p>
+        </w:tc>
+        <w:tc>
+          <w:tcPr>
+            <w:tcW w:type="dxa" w:w="2393"/>
             <w:tcMar>
               <w:top w:type="dxa" w:w="55"/>
               <w:left w:type="dxa" w:w="95"/>
@@ -2835,7 +3296,7 @@
         </w:trPr>
         <w:tc>
           <w:tcPr>
-            <w:tcW w:type="dxa" w:w="610"/>
+            <w:tcW w:type="dxa" w:w="609"/>
             <w:tcMar>
               <w:top w:type="dxa" w:w="55"/>
               <w:left w:type="dxa" w:w="95"/>
@@ -2861,42 +3322,51 @@
         </w:tc>
         <w:tc>
           <w:tcPr>
-            <w:tcW w:type="dxa" w:w="6481"/>
-            <w:tcMar>
-              <w:top w:type="dxa" w:w="55"/>
-              <w:left w:type="dxa" w:w="95"/>
-              <w:bottom w:type="dxa" w:w="55"/>
-              <w:right w:type="dxa" w:w="95"/>
-            </w:tcMar>
-            <w:vAlign w:val="top"/>
-          </w:tcPr>
-          <w:p>
-            <w:pPr>
-              <w:spacing w:after="0" w:line="250"/>
-            </w:pPr>
-            <w:r>
-              <w:rPr>
-                <w:rFonts w:ascii="游明朝" w:cs="游明朝" w:eastAsia="游明朝" w:hAnsi="游明朝"/>
-                <w:color w:val="000000"/>
-                <w:sz w:val="18"/>
-                <w:szCs w:val="18"/>
-              </w:rPr>
-              <w:t xml:space="preserve">心電図と光電容積脈波の相対遅延</w:t>
-            </w:r>
-            <w:r>
-              <w:rPr>
-                <w:rFonts w:ascii="游明朝" w:cs="游明朝" w:eastAsia="游明朝" w:hAnsi="游明朝"/>
-                <w:color w:val="000000"/>
-                <w:sz w:val="18"/>
-                <w:szCs w:val="18"/>
-              </w:rPr>
-              <w:t xml:space="preserve">はありますか。ある場合、その値と、固定か可変か</w:t>
-            </w:r>
-          </w:p>
-        </w:tc>
-        <w:tc>
-          <w:tcPr>
-            <w:tcW w:type="dxa" w:w="2546"/>
+            <w:tcW w:type="dxa" w:w="6636"/>
+            <w:tcMar>
+              <w:top w:type="dxa" w:w="55"/>
+              <w:left w:type="dxa" w:w="95"/>
+              <w:bottom w:type="dxa" w:w="55"/>
+              <w:right w:type="dxa" w:w="95"/>
+            </w:tcMar>
+            <w:vAlign w:val="top"/>
+          </w:tcPr>
+          <w:p>
+            <w:pPr>
+              <w:spacing w:after="0" w:line="250"/>
+            </w:pPr>
+            <w:r>
+              <w:rPr>
+                <w:rFonts w:ascii="游明朝" w:cs="游明朝" w:eastAsia="游明朝" w:hAnsi="游明朝"/>
+                <w:color w:val="000000"/>
+                <w:sz w:val="18"/>
+                <w:szCs w:val="18"/>
+              </w:rPr>
+              <w:t xml:space="preserve">かかっている</w:t>
+            </w:r>
+            <w:r>
+              <w:rPr>
+                <w:rFonts w:ascii="游明朝" w:cs="游明朝" w:eastAsia="游明朝" w:hAnsi="游明朝"/>
+                <w:color w:val="000000"/>
+                <w:sz w:val="18"/>
+                <w:szCs w:val="18"/>
+              </w:rPr>
+              <w:t xml:space="preserve">フィルタ</w:t>
+            </w:r>
+            <w:r>
+              <w:rPr>
+                <w:rFonts w:ascii="游明朝" w:cs="游明朝" w:eastAsia="游明朝" w:hAnsi="游明朝"/>
+                <w:color w:val="000000"/>
+                <w:sz w:val="18"/>
+                <w:szCs w:val="18"/>
+              </w:rPr>
+              <w:t xml:space="preserve">の種類・次数・遮断周波数（高域・低域とも）</w:t>
+            </w:r>
+          </w:p>
+        </w:tc>
+        <w:tc>
+          <w:tcPr>
+            <w:tcW w:type="dxa" w:w="2393"/>
             <w:tcMar>
               <w:top w:type="dxa" w:w="55"/>
               <w:left w:type="dxa" w:w="95"/>
@@ -2918,7 +3388,7 @@
         </w:trPr>
         <w:tc>
           <w:tcPr>
-            <w:tcW w:type="dxa" w:w="610"/>
+            <w:tcW w:type="dxa" w:w="609"/>
             <w:tcMar>
               <w:top w:type="dxa" w:w="55"/>
               <w:left w:type="dxa" w:w="95"/>
@@ -2944,51 +3414,42 @@
         </w:tc>
         <w:tc>
           <w:tcPr>
-            <w:tcW w:type="dxa" w:w="6481"/>
-            <w:tcMar>
-              <w:top w:type="dxa" w:w="55"/>
-              <w:left w:type="dxa" w:w="95"/>
-              <w:bottom w:type="dxa" w:w="55"/>
-              <w:right w:type="dxa" w:w="95"/>
-            </w:tcMar>
-            <w:vAlign w:val="top"/>
-          </w:tcPr>
-          <w:p>
-            <w:pPr>
-              <w:spacing w:after="0" w:line="250"/>
-            </w:pPr>
-            <w:r>
-              <w:rPr>
-                <w:rFonts w:ascii="游明朝" w:cs="游明朝" w:eastAsia="游明朝" w:hAnsi="游明朝"/>
-                <w:color w:val="000000"/>
-                <w:sz w:val="18"/>
-                <w:szCs w:val="18"/>
-              </w:rPr>
-              <w:t xml:space="preserve">各チャネルの</w:t>
-            </w:r>
-            <w:r>
-              <w:rPr>
-                <w:rFonts w:ascii="游明朝" w:cs="游明朝" w:eastAsia="游明朝" w:hAnsi="游明朝"/>
-                <w:color w:val="000000"/>
-                <w:sz w:val="18"/>
-                <w:szCs w:val="18"/>
-              </w:rPr>
-              <w:t xml:space="preserve">実効標本化周波数</w:t>
-            </w:r>
-            <w:r>
-              <w:rPr>
-                <w:rFonts w:ascii="游明朝" w:cs="游明朝" w:eastAsia="游明朝" w:hAnsi="游明朝"/>
-                <w:color w:val="000000"/>
-                <w:sz w:val="18"/>
-                <w:szCs w:val="18"/>
-              </w:rPr>
-              <w:t xml:space="preserve">（内部で間引いていないか）</w:t>
-            </w:r>
-          </w:p>
-        </w:tc>
-        <w:tc>
-          <w:tcPr>
-            <w:tcW w:type="dxa" w:w="2546"/>
+            <w:tcW w:type="dxa" w:w="6636"/>
+            <w:tcMar>
+              <w:top w:type="dxa" w:w="55"/>
+              <w:left w:type="dxa" w:w="95"/>
+              <w:bottom w:type="dxa" w:w="55"/>
+              <w:right w:type="dxa" w:w="95"/>
+            </w:tcMar>
+            <w:vAlign w:val="top"/>
+          </w:tcPr>
+          <w:p>
+            <w:pPr>
+              <w:spacing w:after="0" w:line="250"/>
+            </w:pPr>
+            <w:r>
+              <w:rPr>
+                <w:rFonts w:ascii="游明朝" w:cs="游明朝" w:eastAsia="游明朝" w:hAnsi="游明朝"/>
+                <w:color w:val="000000"/>
+                <w:sz w:val="18"/>
+                <w:szCs w:val="18"/>
+              </w:rPr>
+              <w:t xml:space="preserve">自動利得制御（AGC）または振幅の正規化</w:t>
+            </w:r>
+            <w:r>
+              <w:rPr>
+                <w:rFonts w:ascii="游明朝" w:cs="游明朝" w:eastAsia="游明朝" w:hAnsi="游明朝"/>
+                <w:color w:val="000000"/>
+                <w:sz w:val="18"/>
+                <w:szCs w:val="18"/>
+              </w:rPr>
+              <w:t xml:space="preserve">はありますか。ある場合、その時定数と単位（拍ごと／固定時間窓／記録全体）</w:t>
+            </w:r>
+          </w:p>
+        </w:tc>
+        <w:tc>
+          <w:tcPr>
+            <w:tcW w:type="dxa" w:w="2393"/>
             <w:tcMar>
               <w:top w:type="dxa" w:w="55"/>
               <w:left w:type="dxa" w:w="95"/>
@@ -3010,7 +3471,7 @@
         </w:trPr>
         <w:tc>
           <w:tcPr>
-            <w:tcW w:type="dxa" w:w="610"/>
+            <w:tcW w:type="dxa" w:w="609"/>
             <w:tcMar>
               <w:top w:type="dxa" w:w="55"/>
               <w:left w:type="dxa" w:w="95"/>
@@ -3036,33 +3497,42 @@
         </w:tc>
         <w:tc>
           <w:tcPr>
-            <w:tcW w:type="dxa" w:w="6481"/>
-            <w:tcMar>
-              <w:top w:type="dxa" w:w="55"/>
-              <w:left w:type="dxa" w:w="95"/>
-              <w:bottom w:type="dxa" w:w="55"/>
-              <w:right w:type="dxa" w:w="95"/>
-            </w:tcMar>
-            <w:vAlign w:val="top"/>
-          </w:tcPr>
-          <w:p>
-            <w:pPr>
-              <w:spacing w:after="0" w:line="250"/>
-            </w:pPr>
-            <w:r>
-              <w:rPr>
-                <w:rFonts w:ascii="游明朝" w:cs="游明朝" w:eastAsia="游明朝" w:hAnsi="游明朝"/>
-                <w:color w:val="000000"/>
-                <w:sz w:val="18"/>
-                <w:szCs w:val="18"/>
-              </w:rPr>
-              <w:t xml:space="preserve">欠測・アーチファクト区間の扱い（NaN／前値保持／内挿／その他）</w:t>
-            </w:r>
-          </w:p>
-        </w:tc>
-        <w:tc>
-          <w:tcPr>
-            <w:tcW w:type="dxa" w:w="2546"/>
+            <w:tcW w:type="dxa" w:w="6636"/>
+            <w:tcMar>
+              <w:top w:type="dxa" w:w="55"/>
+              <w:left w:type="dxa" w:w="95"/>
+              <w:bottom w:type="dxa" w:w="55"/>
+              <w:right w:type="dxa" w:w="95"/>
+            </w:tcMar>
+            <w:vAlign w:val="top"/>
+          </w:tcPr>
+          <w:p>
+            <w:pPr>
+              <w:spacing w:after="0" w:line="250"/>
+            </w:pPr>
+            <w:r>
+              <w:rPr>
+                <w:rFonts w:ascii="游明朝" w:cs="游明朝" w:eastAsia="游明朝" w:hAnsi="游明朝"/>
+                <w:color w:val="000000"/>
+                <w:sz w:val="18"/>
+                <w:szCs w:val="18"/>
+              </w:rPr>
+              <w:t xml:space="preserve">心電図と光電容積脈波の相対遅延</w:t>
+            </w:r>
+            <w:r>
+              <w:rPr>
+                <w:rFonts w:ascii="游明朝" w:cs="游明朝" w:eastAsia="游明朝" w:hAnsi="游明朝"/>
+                <w:color w:val="000000"/>
+                <w:sz w:val="18"/>
+                <w:szCs w:val="18"/>
+              </w:rPr>
+              <w:t xml:space="preserve">はありますか。ある場合、その値と、固定か可変か</w:t>
+            </w:r>
+          </w:p>
+        </w:tc>
+        <w:tc>
+          <w:tcPr>
+            <w:tcW w:type="dxa" w:w="2393"/>
             <w:tcMar>
               <w:top w:type="dxa" w:w="55"/>
               <w:left w:type="dxa" w:w="95"/>
@@ -3084,7 +3554,7 @@
         </w:trPr>
         <w:tc>
           <w:tcPr>
-            <w:tcW w:type="dxa" w:w="610"/>
+            <w:tcW w:type="dxa" w:w="609"/>
             <w:tcMar>
               <w:top w:type="dxa" w:w="55"/>
               <w:left w:type="dxa" w:w="95"/>
@@ -3110,42 +3580,33 @@
         </w:tc>
         <w:tc>
           <w:tcPr>
-            <w:tcW w:type="dxa" w:w="6481"/>
-            <w:tcMar>
-              <w:top w:type="dxa" w:w="55"/>
-              <w:left w:type="dxa" w:w="95"/>
-              <w:bottom w:type="dxa" w:w="55"/>
-              <w:right w:type="dxa" w:w="95"/>
-            </w:tcMar>
-            <w:vAlign w:val="top"/>
-          </w:tcPr>
-          <w:p>
-            <w:pPr>
-              <w:spacing w:after="0" w:line="250"/>
-            </w:pPr>
-            <w:r>
-              <w:rPr>
-                <w:rFonts w:ascii="游明朝" w:cs="游明朝" w:eastAsia="游明朝" w:hAnsi="游明朝"/>
-                <w:color w:val="000000"/>
-                <w:sz w:val="18"/>
-                <w:szCs w:val="18"/>
-              </w:rPr>
-              <w:t xml:space="preserve">モニタの機種名とソフトウェア版数</w:t>
-            </w:r>
-            <w:r>
-              <w:rPr>
-                <w:rFonts w:ascii="游明朝" w:cs="游明朝" w:eastAsia="游明朝" w:hAnsi="游明朝"/>
-                <w:color w:val="000000"/>
-                <w:sz w:val="18"/>
-                <w:szCs w:val="18"/>
-              </w:rPr>
-              <w:t xml:space="preserve">、SpO₂モジュールの型番</w:t>
-            </w:r>
-          </w:p>
-        </w:tc>
-        <w:tc>
-          <w:tcPr>
-            <w:tcW w:type="dxa" w:w="2546"/>
+            <w:tcW w:type="dxa" w:w="6636"/>
+            <w:tcMar>
+              <w:top w:type="dxa" w:w="55"/>
+              <w:left w:type="dxa" w:w="95"/>
+              <w:bottom w:type="dxa" w:w="55"/>
+              <w:right w:type="dxa" w:w="95"/>
+            </w:tcMar>
+            <w:vAlign w:val="top"/>
+          </w:tcPr>
+          <w:p>
+            <w:pPr>
+              <w:spacing w:after="0" w:line="250"/>
+            </w:pPr>
+            <w:r>
+              <w:rPr>
+                <w:rFonts w:ascii="游明朝" w:cs="游明朝" w:eastAsia="游明朝" w:hAnsi="游明朝"/>
+                <w:color w:val="000000"/>
+                <w:sz w:val="18"/>
+                <w:szCs w:val="18"/>
+              </w:rPr>
+              <w:t xml:space="preserve">欠測・アーチファクト区間の扱い（NaN／前値保持／内挿／その他）</w:t>
+            </w:r>
+          </w:p>
+        </w:tc>
+        <w:tc>
+          <w:tcPr>
+            <w:tcW w:type="dxa" w:w="2393"/>
             <w:tcMar>
               <w:top w:type="dxa" w:w="55"/>
               <w:left w:type="dxa" w:w="95"/>
@@ -3167,7 +3628,7 @@
         </w:trPr>
         <w:tc>
           <w:tcPr>
-            <w:tcW w:type="dxa" w:w="610"/>
+            <w:tcW w:type="dxa" w:w="609"/>
             <w:tcMar>
               <w:top w:type="dxa" w:w="55"/>
               <w:left w:type="dxa" w:w="95"/>
@@ -3193,33 +3654,42 @@
         </w:tc>
         <w:tc>
           <w:tcPr>
-            <w:tcW w:type="dxa" w:w="6481"/>
-            <w:tcMar>
-              <w:top w:type="dxa" w:w="55"/>
-              <w:left w:type="dxa" w:w="95"/>
-              <w:bottom w:type="dxa" w:w="55"/>
-              <w:right w:type="dxa" w:w="95"/>
-            </w:tcMar>
-            <w:vAlign w:val="top"/>
-          </w:tcPr>
-          <w:p>
-            <w:pPr>
-              <w:spacing w:after="0" w:line="250"/>
-            </w:pPr>
-            <w:r>
-              <w:rPr>
-                <w:rFonts w:ascii="游明朝" w:cs="游明朝" w:eastAsia="游明朝" w:hAnsi="游明朝"/>
-                <w:color w:val="000000"/>
-                <w:sz w:val="18"/>
-                <w:szCs w:val="18"/>
-              </w:rPr>
-              <w:t xml:space="preserve">対象期間内に機種・ソフトウェア版数の変更がありましたか（あればその時期）</w:t>
-            </w:r>
-          </w:p>
-        </w:tc>
-        <w:tc>
-          <w:tcPr>
-            <w:tcW w:type="dxa" w:w="2546"/>
+            <w:tcW w:type="dxa" w:w="6636"/>
+            <w:tcMar>
+              <w:top w:type="dxa" w:w="55"/>
+              <w:left w:type="dxa" w:w="95"/>
+              <w:bottom w:type="dxa" w:w="55"/>
+              <w:right w:type="dxa" w:w="95"/>
+            </w:tcMar>
+            <w:vAlign w:val="top"/>
+          </w:tcPr>
+          <w:p>
+            <w:pPr>
+              <w:spacing w:after="0" w:line="250"/>
+            </w:pPr>
+            <w:r>
+              <w:rPr>
+                <w:rFonts w:ascii="游明朝" w:cs="游明朝" w:eastAsia="游明朝" w:hAnsi="游明朝"/>
+                <w:color w:val="000000"/>
+                <w:sz w:val="18"/>
+                <w:szCs w:val="18"/>
+              </w:rPr>
+              <w:t xml:space="preserve">モニタの機種名とソフトウェア版数</w:t>
+            </w:r>
+            <w:r>
+              <w:rPr>
+                <w:rFonts w:ascii="游明朝" w:cs="游明朝" w:eastAsia="游明朝" w:hAnsi="游明朝"/>
+                <w:color w:val="000000"/>
+                <w:sz w:val="18"/>
+                <w:szCs w:val="18"/>
+              </w:rPr>
+              <w:t xml:space="preserve">、SpO₂モジュールの型番</w:t>
+            </w:r>
+          </w:p>
+        </w:tc>
+        <w:tc>
+          <w:tcPr>
+            <w:tcW w:type="dxa" w:w="2393"/>
             <w:tcMar>
               <w:top w:type="dxa" w:w="55"/>
               <w:left w:type="dxa" w:w="95"/>
@@ -3241,7 +3711,7 @@
         </w:trPr>
         <w:tc>
           <w:tcPr>
-            <w:tcW w:type="dxa" w:w="610"/>
+            <w:tcW w:type="dxa" w:w="609"/>
             <w:tcMar>
               <w:top w:type="dxa" w:w="55"/>
               <w:left w:type="dxa" w:w="95"/>
@@ -3267,42 +3737,199 @@
         </w:tc>
         <w:tc>
           <w:tcPr>
-            <w:tcW w:type="dxa" w:w="6481"/>
-            <w:tcMar>
-              <w:top w:type="dxa" w:w="55"/>
-              <w:left w:type="dxa" w:w="95"/>
-              <w:bottom w:type="dxa" w:w="55"/>
-              <w:right w:type="dxa" w:w="95"/>
-            </w:tcMar>
-            <w:vAlign w:val="top"/>
-          </w:tcPr>
-          <w:p>
-            <w:pPr>
-              <w:spacing w:after="0" w:line="250"/>
-            </w:pPr>
-            <w:r>
-              <w:rPr>
-                <w:rFonts w:ascii="游明朝" w:cs="游明朝" w:eastAsia="游明朝" w:hAnsi="游明朝"/>
-                <w:color w:val="000000"/>
-                <w:sz w:val="18"/>
-                <w:szCs w:val="18"/>
-              </w:rPr>
-              <w:t xml:space="preserve">esCCO を出力している場合、その</w:t>
-            </w:r>
-            <w:r>
-              <w:rPr>
-                <w:rFonts w:ascii="游明朝" w:cs="游明朝" w:eastAsia="游明朝" w:hAnsi="游明朝"/>
-                <w:color w:val="000000"/>
-                <w:sz w:val="18"/>
-                <w:szCs w:val="18"/>
-              </w:rPr>
-              <w:t xml:space="preserve">更新周期と平滑化の窓</w:t>
-            </w:r>
-          </w:p>
-        </w:tc>
-        <w:tc>
-          <w:tcPr>
-            <w:tcW w:type="dxa" w:w="2546"/>
+            <w:tcW w:type="dxa" w:w="6636"/>
+            <w:tcMar>
+              <w:top w:type="dxa" w:w="55"/>
+              <w:left w:type="dxa" w:w="95"/>
+              <w:bottom w:type="dxa" w:w="55"/>
+              <w:right w:type="dxa" w:w="95"/>
+            </w:tcMar>
+            <w:vAlign w:val="top"/>
+          </w:tcPr>
+          <w:p>
+            <w:pPr>
+              <w:spacing w:after="0" w:line="250"/>
+            </w:pPr>
+            <w:r>
+              <w:rPr>
+                <w:rFonts w:ascii="游明朝" w:cs="游明朝" w:eastAsia="游明朝" w:hAnsi="游明朝"/>
+                <w:color w:val="000000"/>
+                <w:sz w:val="18"/>
+                <w:szCs w:val="18"/>
+              </w:rPr>
+              <w:t xml:space="preserve">対象期間内に機種・ソフトウェア版数の変更がありましたか（あればその時期）</w:t>
+            </w:r>
+          </w:p>
+        </w:tc>
+        <w:tc>
+          <w:tcPr>
+            <w:tcW w:type="dxa" w:w="2393"/>
+            <w:tcMar>
+              <w:top w:type="dxa" w:w="55"/>
+              <w:left w:type="dxa" w:w="95"/>
+              <w:bottom w:type="dxa" w:w="55"/>
+              <w:right w:type="dxa" w:w="95"/>
+            </w:tcMar>
+            <w:vAlign w:val="top"/>
+          </w:tcPr>
+          <w:p>
+            <w:pPr>
+              <w:spacing w:after="0" w:line="250"/>
+            </w:pPr>
+          </w:p>
+        </w:tc>
+      </w:tr>
+      <w:tr>
+        <w:trPr>
+          <w:tblHeader w:val="false"/>
+        </w:trPr>
+        <w:tc>
+          <w:tcPr>
+            <w:tcW w:type="dxa" w:w="609"/>
+            <w:tcMar>
+              <w:top w:type="dxa" w:w="55"/>
+              <w:left w:type="dxa" w:w="95"/>
+              <w:bottom w:type="dxa" w:w="55"/>
+              <w:right w:type="dxa" w:w="95"/>
+            </w:tcMar>
+            <w:vAlign w:val="top"/>
+          </w:tcPr>
+          <w:p>
+            <w:pPr>
+              <w:spacing w:after="0" w:line="250"/>
+            </w:pPr>
+            <w:r>
+              <w:rPr>
+                <w:rFonts w:ascii="游明朝" w:cs="游明朝" w:eastAsia="游明朝" w:hAnsi="游明朝"/>
+                <w:color w:val="000000"/>
+                <w:sz w:val="18"/>
+                <w:szCs w:val="18"/>
+              </w:rPr>
+              <w:t xml:space="preserve">5-10</w:t>
+            </w:r>
+          </w:p>
+        </w:tc>
+        <w:tc>
+          <w:tcPr>
+            <w:tcW w:type="dxa" w:w="6636"/>
+            <w:tcMar>
+              <w:top w:type="dxa" w:w="55"/>
+              <w:left w:type="dxa" w:w="95"/>
+              <w:bottom w:type="dxa" w:w="55"/>
+              <w:right w:type="dxa" w:w="95"/>
+            </w:tcMar>
+            <w:vAlign w:val="top"/>
+          </w:tcPr>
+          <w:p>
+            <w:pPr>
+              <w:spacing w:after="0" w:line="250"/>
+            </w:pPr>
+            <w:r>
+              <w:rPr>
+                <w:rFonts w:ascii="游明朝" w:cs="游明朝" w:eastAsia="游明朝" w:hAnsi="游明朝"/>
+                <w:color w:val="000000"/>
+                <w:sz w:val="18"/>
+                <w:szCs w:val="18"/>
+              </w:rPr>
+              <w:t xml:space="preserve">esCCO の更新周期と平滑化の窓</w:t>
+            </w:r>
+          </w:p>
+        </w:tc>
+        <w:tc>
+          <w:tcPr>
+            <w:tcW w:type="dxa" w:w="2393"/>
+            <w:tcMar>
+              <w:top w:type="dxa" w:w="55"/>
+              <w:left w:type="dxa" w:w="95"/>
+              <w:bottom w:type="dxa" w:w="55"/>
+              <w:right w:type="dxa" w:w="95"/>
+            </w:tcMar>
+            <w:vAlign w:val="top"/>
+          </w:tcPr>
+          <w:p>
+            <w:pPr>
+              <w:spacing w:after="0" w:line="250"/>
+            </w:pPr>
+          </w:p>
+        </w:tc>
+      </w:tr>
+      <w:tr>
+        <w:trPr>
+          <w:tblHeader w:val="false"/>
+        </w:trPr>
+        <w:tc>
+          <w:tcPr>
+            <w:tcW w:type="dxa" w:w="609"/>
+            <w:tcMar>
+              <w:top w:type="dxa" w:w="55"/>
+              <w:left w:type="dxa" w:w="95"/>
+              <w:bottom w:type="dxa" w:w="55"/>
+              <w:right w:type="dxa" w:w="95"/>
+            </w:tcMar>
+            <w:vAlign w:val="top"/>
+          </w:tcPr>
+          <w:p>
+            <w:pPr>
+              <w:spacing w:after="0" w:line="250"/>
+            </w:pPr>
+            <w:r>
+              <w:rPr>
+                <w:rFonts w:ascii="游明朝" w:cs="游明朝" w:eastAsia="游明朝" w:hAnsi="游明朝"/>
+                <w:color w:val="000000"/>
+                <w:sz w:val="18"/>
+                <w:szCs w:val="18"/>
+              </w:rPr>
+              <w:t xml:space="preserve">5-11</w:t>
+            </w:r>
+          </w:p>
+        </w:tc>
+        <w:tc>
+          <w:tcPr>
+            <w:tcW w:type="dxa" w:w="6636"/>
+            <w:tcMar>
+              <w:top w:type="dxa" w:w="55"/>
+              <w:left w:type="dxa" w:w="95"/>
+              <w:bottom w:type="dxa" w:w="55"/>
+              <w:right w:type="dxa" w:w="95"/>
+            </w:tcMar>
+            <w:vAlign w:val="top"/>
+          </w:tcPr>
+          <w:p>
+            <w:pPr>
+              <w:spacing w:after="0" w:line="250"/>
+            </w:pPr>
+            <w:r>
+              <w:rPr>
+                <w:rFonts w:ascii="游明朝" w:cs="游明朝" w:eastAsia="游明朝" w:hAnsi="游明朝"/>
+                <w:color w:val="000000"/>
+                <w:sz w:val="18"/>
+                <w:szCs w:val="18"/>
+              </w:rPr>
+              <w:t xml:space="preserve">モニタが算出する </w:t>
+            </w:r>
+            <w:r>
+              <w:rPr>
+                <w:rFonts w:ascii="游明朝" w:cs="游明朝" w:eastAsia="游明朝" w:hAnsi="游明朝"/>
+                <w:color w:val="000000"/>
+                <w:sz w:val="18"/>
+                <w:szCs w:val="18"/>
+              </w:rPr>
+              <w:t xml:space="preserve">PWTT を数値として出力できますか</w:t>
+            </w:r>
+            <w:r>
+              <w:rPr>
+                <w:rFonts w:ascii="游明朝" w:cs="游明朝" w:eastAsia="游明朝" w:hAnsi="游明朝"/>
+                <w:color w:val="000000"/>
+                <w:sz w:val="18"/>
+                <w:szCs w:val="18"/>
+              </w:rPr>
+              <w:t xml:space="preserve">。できる場合、その定義（起点と終点）と更新周期</w:t>
+            </w:r>
+          </w:p>
+        </w:tc>
+        <w:tc>
+          <w:tcPr>
+            <w:tcW w:type="dxa" w:w="2393"/>
             <w:tcMar>
               <w:top w:type="dxa" w:w="55"/>
               <w:left w:type="dxa" w:w="95"/>
@@ -3481,7 +4108,7 @@
                 <w:sz w:val="18"/>
                 <w:szCs w:val="18"/>
               </w:rPr>
-              <w:t xml:space="preserve">5-10</w:t>
+              <w:t xml:space="preserve">5-12</w:t>
             </w:r>
           </w:p>
         </w:tc>
@@ -3542,7 +4169,7 @@
                 <w:sz w:val="18"/>
                 <w:szCs w:val="18"/>
               </w:rPr>
-              <w:t xml:space="preserve">同一患者で通常記録と比較すれば、5-3 の影響を直接測定できます</w:t>
+              <w:t xml:space="preserve">同一患者で通常記録と比較すれば、5-5 の影響を直接測定できます</w:t>
             </w:r>
           </w:p>
         </w:tc>
@@ -3573,7 +4200,7 @@
                 <w:sz w:val="18"/>
                 <w:szCs w:val="18"/>
               </w:rPr>
-              <w:t xml:space="preserve">5-11</w:t>
+              <w:t xml:space="preserve">5-13</w:t>
             </w:r>
           </w:p>
         </w:tc>
@@ -3643,7 +4270,7 @@
                 <w:sz w:val="18"/>
                 <w:szCs w:val="18"/>
               </w:rPr>
-              <w:t xml:space="preserve">5-4 が非開示でも、チャネル間の遅延が実測値として確定します</w:t>
+              <w:t xml:space="preserve">5-6 が非開示でも、チャネル間の遅延が実測値として確定します</w:t>
             </w:r>
           </w:p>
         </w:tc>
@@ -3653,6 +4280,237 @@
       <w:pPr>
         <w:spacing w:after="140"/>
       </w:pPr>
+    </w:p>
+    <w:p>
+      <w:pPr>
+        <w:spacing w:after="110" w:before="260" w:line="300"/>
+      </w:pPr>
+      <w:r>
+        <w:rPr>
+          <w:rFonts w:ascii="游明朝" w:cs="游明朝" w:eastAsia="游明朝" w:hAnsi="游明朝"/>
+          <w:b/>
+          <w:bCs/>
+          <w:color w:val="000000"/>
+          <w:sz w:val="22"/>
+          <w:szCs w:val="22"/>
+        </w:rPr>
+        <w:t xml:space="preserve">500 Hz が確保できない場合</w:t>
+      </w:r>
+    </w:p>
+    <w:p>
+      <w:pPr>
+        <w:spacing w:after="120" w:before="0" w:line="300"/>
+      </w:pPr>
+      <w:r>
+        <w:rPr>
+          <w:rFonts w:ascii="游明朝" w:cs="游明朝" w:eastAsia="游明朝" w:hAnsi="游明朝"/>
+          <w:b w:val="false"/>
+          <w:bCs w:val="false"/>
+          <w:color w:val="000000"/>
+        </w:rPr>
+        <w:t xml:space="preserve">ネットワーク出力の標本化周波数が低い場合（100 Hz 程度など）、次の順でご検討ください。</w:t>
+      </w:r>
+    </w:p>
+    <w:p>
+      <w:pPr>
+        <w:spacing w:after="70" w:before="0" w:line="300"/>
+        <w:ind w:left="210"/>
+      </w:pPr>
+      <w:r>
+        <w:rPr>
+          <w:rFonts w:ascii="游明朝" w:cs="游明朝" w:eastAsia="游明朝" w:hAnsi="游明朝"/>
+          <w:b w:val="false"/>
+          <w:bCs w:val="false"/>
+          <w:color w:val="000000"/>
+        </w:rPr>
+        <w:t xml:space="preserve">1．</w:t>
+      </w:r>
+      <w:r>
+        <w:rPr>
+          <w:rFonts w:ascii="游明朝" w:cs="游明朝" w:eastAsia="游明朝" w:hAnsi="游明朝"/>
+          <w:b/>
+          <w:bCs/>
+          <w:color w:val="000000"/>
+        </w:rPr>
+        <w:t xml:space="preserve">モニタのアナログ出力に A/D 変換器を入れる。</w:t>
+      </w:r>
+      <w:r>
+        <w:rPr>
+          <w:rFonts w:ascii="游明朝" w:cs="游明朝" w:eastAsia="游明朝" w:hAnsi="游明朝"/>
+          <w:b w:val="false"/>
+          <w:bCs w:val="false"/>
+          <w:color w:val="000000"/>
+        </w:rPr>
+        <w:t xml:space="preserve">VitalDB と同じ構成になり、</w:t>
+      </w:r>
+    </w:p>
+    <w:p>
+      <w:pPr>
+        <w:spacing w:after="120" w:before="0" w:line="300"/>
+      </w:pPr>
+      <w:r>
+        <w:rPr>
+          <w:rFonts w:ascii="游明朝" w:cs="游明朝" w:eastAsia="游明朝" w:hAnsi="游明朝"/>
+          <w:b w:val="false"/>
+          <w:bCs w:val="false"/>
+          <w:color w:val="000000"/>
+        </w:rPr>
+        <w:t xml:space="preserve">3チャネルとも 500 Hz・同一時間軸で取得できます。研究用に数台あれば足ります。</w:t>
+      </w:r>
+    </w:p>
+    <w:p>
+      <w:pPr>
+        <w:spacing w:after="70" w:before="0" w:line="300"/>
+        <w:ind w:left="210"/>
+      </w:pPr>
+      <w:r>
+        <w:rPr>
+          <w:rFonts w:ascii="游明朝" w:cs="游明朝" w:eastAsia="游明朝" w:hAnsi="游明朝"/>
+          <w:b w:val="false"/>
+          <w:bCs w:val="false"/>
+          <w:color w:val="000000"/>
+        </w:rPr>
+        <w:t xml:space="preserve">2．</w:t>
+      </w:r>
+      <w:r>
+        <w:rPr>
+          <w:rFonts w:ascii="游明朝" w:cs="游明朝" w:eastAsia="游明朝" w:hAnsi="游明朝"/>
+          <w:b/>
+          <w:bCs/>
+          <w:color w:val="000000"/>
+        </w:rPr>
+        <w:t xml:space="preserve">Vital Recorder 等の波形記録ソフトで取得できないか確認する。</w:t>
+      </w:r>
+      <w:r>
+        <w:rPr>
+          <w:rFonts w:ascii="游明朝" w:cs="游明朝" w:eastAsia="游明朝" w:hAnsi="游明朝"/>
+          <w:b w:val="false"/>
+          <w:bCs w:val="false"/>
+          <w:color w:val="000000"/>
+        </w:rPr>
+        <w:t xml:space="preserve">複数ベンダのベッドサイド</w:t>
+      </w:r>
+    </w:p>
+    <w:p>
+      <w:pPr>
+        <w:spacing w:after="120" w:before="0" w:line="300"/>
+      </w:pPr>
+      <w:r>
+        <w:rPr>
+          <w:rFonts w:ascii="游明朝" w:cs="游明朝" w:eastAsia="游明朝" w:hAnsi="游明朝"/>
+          <w:b w:val="false"/>
+          <w:bCs w:val="false"/>
+          <w:color w:val="000000"/>
+        </w:rPr>
+        <w:t xml:space="preserve">モニタに対応していますが、日本光電製で実際に何チャネルを何 Hz で取得できるかは、</w:t>
+      </w:r>
+    </w:p>
+    <w:p>
+      <w:pPr>
+        <w:spacing w:after="120" w:before="0" w:line="300"/>
+      </w:pPr>
+      <w:r>
+        <w:rPr>
+          <w:rFonts w:ascii="游明朝" w:cs="游明朝" w:eastAsia="游明朝" w:hAnsi="游明朝"/>
+          <w:b w:val="false"/>
+          <w:bCs w:val="false"/>
+          <w:color w:val="000000"/>
+        </w:rPr>
+        <w:t xml:space="preserve">実機での確認が要ります。</w:t>
+      </w:r>
+    </w:p>
+    <w:p>
+      <w:pPr>
+        <w:spacing w:after="70" w:before="0" w:line="300"/>
+        <w:ind w:left="210"/>
+      </w:pPr>
+      <w:r>
+        <w:rPr>
+          <w:rFonts w:ascii="游明朝" w:cs="游明朝" w:eastAsia="游明朝" w:hAnsi="游明朝"/>
+          <w:b w:val="false"/>
+          <w:bCs w:val="false"/>
+          <w:color w:val="000000"/>
+        </w:rPr>
+        <w:t xml:space="preserve">3．</w:t>
+      </w:r>
+      <w:r>
+        <w:rPr>
+          <w:rFonts w:ascii="游明朝" w:cs="游明朝" w:eastAsia="游明朝" w:hAnsi="游明朝"/>
+          <w:b/>
+          <w:bCs/>
+          <w:color w:val="000000"/>
+        </w:rPr>
+        <w:t xml:space="preserve">低い標本化周波数のまま進める。</w:t>
+      </w:r>
+      <w:r>
+        <w:rPr>
+          <w:rFonts w:ascii="游明朝" w:cs="游明朝" w:eastAsia="游明朝" w:hAnsi="游明朝"/>
+          <w:b w:val="false"/>
+          <w:bCs w:val="false"/>
+          <w:color w:val="000000"/>
+        </w:rPr>
+        <w:t xml:space="preserve">この場合、脈波の立ち上がり時刻の分解能が</w:t>
+      </w:r>
+    </w:p>
+    <w:p>
+      <w:pPr>
+        <w:spacing w:after="120" w:before="0" w:line="300"/>
+      </w:pPr>
+      <w:r>
+        <w:rPr>
+          <w:rFonts w:ascii="游明朝" w:cs="游明朝" w:eastAsia="游明朝" w:hAnsi="游明朝"/>
+          <w:b w:val="false"/>
+          <w:bCs w:val="false"/>
+          <w:color w:val="000000"/>
+        </w:rPr>
+        <w:t xml:space="preserve">標本化間隔（100 Hz なら 10 ms）に制限されます。本研究が扱う変動は数十 ms の</w:t>
+      </w:r>
+    </w:p>
+    <w:p>
+      <w:pPr>
+        <w:spacing w:after="120" w:before="0" w:line="300"/>
+      </w:pPr>
+      <w:r>
+        <w:rPr>
+          <w:rFonts w:ascii="游明朝" w:cs="游明朝" w:eastAsia="游明朝" w:hAnsi="游明朝"/>
+          <w:b w:val="false"/>
+          <w:bCs w:val="false"/>
+          <w:color w:val="000000"/>
+        </w:rPr>
+        <w:t xml:space="preserve">範囲であるため、</w:t>
+      </w:r>
+      <w:r>
+        <w:rPr>
+          <w:rFonts w:ascii="游明朝" w:cs="游明朝" w:eastAsia="游明朝" w:hAnsi="游明朝"/>
+          <w:b/>
+          <w:bCs/>
+          <w:color w:val="000000"/>
+        </w:rPr>
+        <w:t xml:space="preserve">解析の精度が落ちることを承知のうえで進める判断</w:t>
+      </w:r>
+      <w:r>
+        <w:rPr>
+          <w:rFonts w:ascii="游明朝" w:cs="游明朝" w:eastAsia="游明朝" w:hAnsi="游明朝"/>
+          <w:b w:val="false"/>
+          <w:bCs w:val="false"/>
+          <w:color w:val="000000"/>
+        </w:rPr>
+        <w:t xml:space="preserve">になります。</w:t>
+      </w:r>
+    </w:p>
+    <w:p>
+      <w:pPr>
+        <w:spacing w:after="120" w:before="0" w:line="300"/>
+      </w:pPr>
+      <w:r>
+        <w:rPr>
+          <w:rFonts w:ascii="游明朝" w:cs="游明朝" w:eastAsia="游明朝" w:hAnsi="游明朝"/>
+          <w:b w:val="false"/>
+          <w:bCs w:val="false"/>
+          <w:color w:val="000000"/>
+        </w:rPr>
+        <w:t xml:space="preserve">その場合も、実際の標本化周波数を 5-2 にご記入ください。</w:t>
+      </w:r>
     </w:p>
     <w:p>
       <w:pPr>

--- a/docs/research/依頼_業者向け.docx
+++ b/docs/research/依頼_業者向け.docx
@@ -1514,6 +1514,282 @@
                 <w:szCs w:val="18"/>
               </w:rPr>
               <w:t xml:space="preserve">実施時刻と測定値のペア</w:t>
+            </w:r>
+          </w:p>
+        </w:tc>
+      </w:tr>
+      <w:tr>
+        <w:trPr>
+          <w:tblHeader w:val="false"/>
+        </w:trPr>
+        <w:tc>
+          <w:tcPr>
+            <w:tcW w:type="dxa" w:w="607"/>
+            <w:tcMar>
+              <w:top w:type="dxa" w:w="55"/>
+              <w:left w:type="dxa" w:w="95"/>
+              <w:bottom w:type="dxa" w:w="55"/>
+              <w:right w:type="dxa" w:w="95"/>
+            </w:tcMar>
+            <w:vAlign w:val="top"/>
+          </w:tcPr>
+          <w:p>
+            <w:pPr>
+              <w:spacing w:after="0" w:line="250"/>
+            </w:pPr>
+            <w:r>
+              <w:rPr>
+                <w:rFonts w:ascii="游明朝" w:cs="游明朝" w:eastAsia="游明朝" w:hAnsi="游明朝"/>
+                <w:color w:val="000000"/>
+                <w:sz w:val="18"/>
+                <w:szCs w:val="18"/>
+              </w:rPr>
+              <w:t xml:space="preserve">2-3a</w:t>
+            </w:r>
+          </w:p>
+        </w:tc>
+        <w:tc>
+          <w:tcPr>
+            <w:tcW w:type="dxa" w:w="4716"/>
+            <w:tcMar>
+              <w:top w:type="dxa" w:w="55"/>
+              <w:left w:type="dxa" w:w="95"/>
+              <w:bottom w:type="dxa" w:w="55"/>
+              <w:right w:type="dxa" w:w="95"/>
+            </w:tcMar>
+            <w:vAlign w:val="top"/>
+          </w:tcPr>
+          <w:p>
+            <w:pPr>
+              <w:spacing w:after="0" w:line="250"/>
+            </w:pPr>
+            <w:r>
+              <w:rPr>
+                <w:rFonts w:ascii="游明朝" w:cs="游明朝" w:eastAsia="游明朝" w:hAnsi="游明朝"/>
+                <w:color w:val="000000"/>
+                <w:sz w:val="18"/>
+                <w:szCs w:val="18"/>
+              </w:rPr>
+              <w:t xml:space="preserve">連続心拍出量（CCO）の時系列</w:t>
+            </w:r>
+            <w:r>
+              <w:rPr>
+                <w:rFonts w:ascii="游明朝" w:cs="游明朝" w:eastAsia="游明朝" w:hAnsi="游明朝"/>
+                <w:color w:val="000000"/>
+                <w:sz w:val="18"/>
+                <w:szCs w:val="18"/>
+              </w:rPr>
+              <w:t xml:space="preserve">（肺動脈カテーテル留置例）</w:t>
+            </w:r>
+          </w:p>
+        </w:tc>
+        <w:tc>
+          <w:tcPr>
+            <w:tcW w:type="dxa" w:w="4315"/>
+            <w:tcMar>
+              <w:top w:type="dxa" w:w="55"/>
+              <w:left w:type="dxa" w:w="95"/>
+              <w:bottom w:type="dxa" w:w="55"/>
+              <w:right w:type="dxa" w:w="95"/>
+            </w:tcMar>
+            <w:vAlign w:val="top"/>
+          </w:tcPr>
+          <w:p>
+            <w:pPr>
+              <w:spacing w:after="0" w:line="250"/>
+            </w:pPr>
+            <w:r>
+              <w:rPr>
+                <w:rFonts w:ascii="游明朝" w:cs="游明朝" w:eastAsia="游明朝" w:hAnsi="游明朝"/>
+                <w:color w:val="000000"/>
+                <w:sz w:val="18"/>
+                <w:szCs w:val="18"/>
+              </w:rPr>
+              <w:t xml:space="preserve">装置の更新周期のまま</w:t>
+            </w:r>
+          </w:p>
+        </w:tc>
+      </w:tr>
+      <w:tr>
+        <w:trPr>
+          <w:tblHeader w:val="false"/>
+        </w:trPr>
+        <w:tc>
+          <w:tcPr>
+            <w:tcW w:type="dxa" w:w="607"/>
+            <w:tcMar>
+              <w:top w:type="dxa" w:w="55"/>
+              <w:left w:type="dxa" w:w="95"/>
+              <w:bottom w:type="dxa" w:w="55"/>
+              <w:right w:type="dxa" w:w="95"/>
+            </w:tcMar>
+            <w:vAlign w:val="top"/>
+          </w:tcPr>
+          <w:p>
+            <w:pPr>
+              <w:spacing w:after="0" w:line="250"/>
+            </w:pPr>
+            <w:r>
+              <w:rPr>
+                <w:rFonts w:ascii="游明朝" w:cs="游明朝" w:eastAsia="游明朝" w:hAnsi="游明朝"/>
+                <w:color w:val="000000"/>
+                <w:sz w:val="18"/>
+                <w:szCs w:val="18"/>
+              </w:rPr>
+              <w:t xml:space="preserve">2-3b</w:t>
+            </w:r>
+          </w:p>
+        </w:tc>
+        <w:tc>
+          <w:tcPr>
+            <w:tcW w:type="dxa" w:w="4716"/>
+            <w:tcMar>
+              <w:top w:type="dxa" w:w="55"/>
+              <w:left w:type="dxa" w:w="95"/>
+              <w:bottom w:type="dxa" w:w="55"/>
+              <w:right w:type="dxa" w:w="95"/>
+            </w:tcMar>
+            <w:vAlign w:val="top"/>
+          </w:tcPr>
+          <w:p>
+            <w:pPr>
+              <w:spacing w:after="0" w:line="250"/>
+            </w:pPr>
+            <w:r>
+              <w:rPr>
+                <w:rFonts w:ascii="游明朝" w:cs="游明朝" w:eastAsia="游明朝" w:hAnsi="游明朝"/>
+                <w:color w:val="000000"/>
+                <w:sz w:val="18"/>
+                <w:szCs w:val="18"/>
+              </w:rPr>
+              <w:t xml:space="preserve">中心静脈圧の時系列</w:t>
+            </w:r>
+            <w:r>
+              <w:rPr>
+                <w:rFonts w:ascii="游明朝" w:cs="游明朝" w:eastAsia="游明朝" w:hAnsi="游明朝"/>
+                <w:color w:val="000000"/>
+                <w:sz w:val="18"/>
+                <w:szCs w:val="18"/>
+              </w:rPr>
+              <w:t xml:space="preserve">（同上）</w:t>
+            </w:r>
+          </w:p>
+        </w:tc>
+        <w:tc>
+          <w:tcPr>
+            <w:tcW w:type="dxa" w:w="4315"/>
+            <w:tcMar>
+              <w:top w:type="dxa" w:w="55"/>
+              <w:left w:type="dxa" w:w="95"/>
+              <w:bottom w:type="dxa" w:w="55"/>
+              <w:right w:type="dxa" w:w="95"/>
+            </w:tcMar>
+            <w:vAlign w:val="top"/>
+          </w:tcPr>
+          <w:p>
+            <w:pPr>
+              <w:spacing w:after="0" w:line="250"/>
+            </w:pPr>
+            <w:r>
+              <w:rPr>
+                <w:rFonts w:ascii="游明朝" w:cs="游明朝" w:eastAsia="游明朝" w:hAnsi="游明朝"/>
+                <w:color w:val="000000"/>
+                <w:sz w:val="18"/>
+                <w:szCs w:val="18"/>
+              </w:rPr>
+              <w:t xml:space="preserve">1秒〜1分。全身血管抵抗の算出に用いる</w:t>
+            </w:r>
+          </w:p>
+        </w:tc>
+      </w:tr>
+      <w:tr>
+        <w:trPr>
+          <w:tblHeader w:val="false"/>
+        </w:trPr>
+        <w:tc>
+          <w:tcPr>
+            <w:tcW w:type="dxa" w:w="607"/>
+            <w:tcMar>
+              <w:top w:type="dxa" w:w="55"/>
+              <w:left w:type="dxa" w:w="95"/>
+              <w:bottom w:type="dxa" w:w="55"/>
+              <w:right w:type="dxa" w:w="95"/>
+            </w:tcMar>
+            <w:vAlign w:val="top"/>
+          </w:tcPr>
+          <w:p>
+            <w:pPr>
+              <w:spacing w:after="0" w:line="250"/>
+            </w:pPr>
+            <w:r>
+              <w:rPr>
+                <w:rFonts w:ascii="游明朝" w:cs="游明朝" w:eastAsia="游明朝" w:hAnsi="游明朝"/>
+                <w:color w:val="000000"/>
+                <w:sz w:val="18"/>
+                <w:szCs w:val="18"/>
+              </w:rPr>
+              <w:t xml:space="preserve">2-3c</w:t>
+            </w:r>
+          </w:p>
+        </w:tc>
+        <w:tc>
+          <w:tcPr>
+            <w:tcW w:type="dxa" w:w="4716"/>
+            <w:tcMar>
+              <w:top w:type="dxa" w:w="55"/>
+              <w:left w:type="dxa" w:w="95"/>
+              <w:bottom w:type="dxa" w:w="55"/>
+              <w:right w:type="dxa" w:w="95"/>
+            </w:tcMar>
+            <w:vAlign w:val="top"/>
+          </w:tcPr>
+          <w:p>
+            <w:pPr>
+              <w:spacing w:after="0" w:line="250"/>
+            </w:pPr>
+            <w:r>
+              <w:rPr>
+                <w:rFonts w:ascii="游明朝" w:cs="游明朝" w:eastAsia="游明朝" w:hAnsi="游明朝"/>
+                <w:color w:val="000000"/>
+                <w:sz w:val="18"/>
+                <w:szCs w:val="18"/>
+              </w:rPr>
+              <w:t xml:space="preserve">装置が算出した全身血管抵抗（SVR）がある場合はその値と、</w:t>
+            </w:r>
+            <w:r>
+              <w:rPr>
+                <w:rFonts w:ascii="游明朝" w:cs="游明朝" w:eastAsia="游明朝" w:hAnsi="游明朝"/>
+                <w:color w:val="000000"/>
+                <w:sz w:val="18"/>
+                <w:szCs w:val="18"/>
+              </w:rPr>
+              <w:t xml:space="preserve">算出式および用いた心拍出量の由来</w:t>
+            </w:r>
+          </w:p>
+        </w:tc>
+        <w:tc>
+          <w:tcPr>
+            <w:tcW w:type="dxa" w:w="4315"/>
+            <w:tcMar>
+              <w:top w:type="dxa" w:w="55"/>
+              <w:left w:type="dxa" w:w="95"/>
+              <w:bottom w:type="dxa" w:w="55"/>
+              <w:right w:type="dxa" w:w="95"/>
+            </w:tcMar>
+            <w:vAlign w:val="top"/>
+          </w:tcPr>
+          <w:p>
+            <w:pPr>
+              <w:spacing w:after="0" w:line="250"/>
+            </w:pPr>
+            <w:r>
+              <w:rPr>
+                <w:rFonts w:ascii="游明朝" w:cs="游明朝" w:eastAsia="游明朝" w:hAnsi="游明朝"/>
+                <w:color w:val="000000"/>
+                <w:sz w:val="18"/>
+                <w:szCs w:val="18"/>
+              </w:rPr>
+              <w:t xml:space="preserve">症例ごと</w:t>
             </w:r>
           </w:p>
         </w:tc>

--- a/docs/research/依頼_業者向け.docx
+++ b/docs/research/依頼_業者向け.docx
@@ -2208,12 +2208,27 @@
           <w:sz w:val="26"/>
           <w:szCs w:val="26"/>
         </w:rPr>
-        <w:t xml:space="preserve">3. 患者背景（別ファイル、1行1症例）</w:t>
+        <w:t xml:space="preserve">3. 患者背景とイベント（別ファイル、CSV または Excel）</w:t>
       </w:r>
     </w:p>
     <w:p>
       <w:pPr>
         <w:spacing w:after="120" w:before="0" w:line="300"/>
+      </w:pPr>
+      <w:r>
+        <w:rPr>
+          <w:rFonts w:ascii="游明朝" w:cs="游明朝" w:eastAsia="游明朝" w:hAnsi="游明朝"/>
+          <w:b/>
+          <w:bCs/>
+          <w:color w:val="000000"/>
+        </w:rPr>
+        <w:t xml:space="preserve">必須</w:t>
+      </w:r>
+    </w:p>
+    <w:p>
+      <w:pPr>
+        <w:spacing w:after="70" w:before="0" w:line="300"/>
+        <w:ind w:left="210"/>
       </w:pPr>
       <w:r>
         <w:rPr>
@@ -2222,13 +2237,23 @@
           <w:bCs w:val="false"/>
           <w:color w:val="000000"/>
         </w:rPr>
-        <w:t xml:space="preserve">年齢／性別／身長／体重／症例の通し番号。</w:t>
-      </w:r>
-    </w:p>
-    <w:p>
-      <w:pPr>
-        <w:spacing w:after="120" w:before="0" w:line="300"/>
-      </w:pPr>
+        <w:t xml:space="preserve">・1行1症例: 年齢／性別／身長／体重／症例の通し番号</w:t>
+      </w:r>
+    </w:p>
+    <w:p>
+      <w:pPr>
+        <w:spacing w:after="70" w:before="0" w:line="300"/>
+        <w:ind w:left="210"/>
+      </w:pPr>
+      <w:r>
+        <w:rPr>
+          <w:rFonts w:ascii="游明朝" w:cs="游明朝" w:eastAsia="游明朝" w:hAnsi="游明朝"/>
+          <w:b w:val="false"/>
+          <w:bCs w:val="false"/>
+          <w:color w:val="000000"/>
+        </w:rPr>
+        <w:t xml:space="preserve">・1行1イベント: </w:t>
+      </w:r>
       <w:r>
         <w:rPr>
           <w:rFonts w:ascii="游明朝" w:cs="游明朝" w:eastAsia="游明朝" w:hAnsi="游明朝"/>
@@ -2236,13 +2261,8 @@
           <w:bCs/>
           <w:color w:val="000000"/>
         </w:rPr>
-        <w:t xml:space="preserve">任意（既存記録から取り出せる場合のみ）</w:t>
-      </w:r>
-    </w:p>
-    <w:p>
-      <w:pPr>
-        <w:spacing w:after="120" w:before="0" w:line="300"/>
-      </w:pPr>
+        <w:t xml:space="preserve">血管作動薬の投与時刻と用量</w:t>
+      </w:r>
       <w:r>
         <w:rPr>
           <w:rFonts w:ascii="游明朝" w:cs="游明朝" w:eastAsia="游明朝" w:hAnsi="游明朝"/>
@@ -2250,7 +2270,7 @@
           <w:bCs w:val="false"/>
           <w:color w:val="000000"/>
         </w:rPr>
-        <w:t xml:space="preserve">SpO₂プローブの装着部位と左右／動脈ラインの留置部位と左右／</w:t>
+        <w:t xml:space="preserve">（フェニレフリン、エフェドリン、</w:t>
       </w:r>
     </w:p>
     <w:p>
@@ -2264,7 +2284,119 @@
           <w:bCs w:val="false"/>
           <w:color w:val="000000"/>
         </w:rPr>
-        <w:t xml:space="preserve">術前 baPWV または CAVI と測定日／血管作動薬の投与時刻と用量。</w:t>
+        <w:t xml:space="preserve">ノルアドレナリン、ニカルジピン、ニトログリセリンなど）。</w:t>
+      </w:r>
+      <w:r>
+        <w:rPr>
+          <w:rFonts w:ascii="游明朝" w:cs="游明朝" w:eastAsia="游明朝" w:hAnsi="游明朝"/>
+          <w:b/>
+          <w:bCs/>
+          <w:color w:val="000000"/>
+        </w:rPr>
+        <w:t xml:space="preserve">時刻は秒単位</w:t>
+      </w:r>
+      <w:r>
+        <w:rPr>
+          <w:rFonts w:ascii="游明朝" w:cs="游明朝" w:eastAsia="游明朝" w:hAnsi="游明朝"/>
+          <w:b w:val="false"/>
+          <w:bCs w:val="false"/>
+          <w:color w:val="000000"/>
+        </w:rPr>
+        <w:t xml:space="preserve">。</w:t>
+      </w:r>
+    </w:p>
+    <w:p>
+      <w:pPr>
+        <w:spacing w:after="120" w:before="0" w:line="300"/>
+      </w:pPr>
+      <w:r>
+        <w:rPr>
+          <w:rFonts w:ascii="游明朝" w:cs="游明朝" w:eastAsia="游明朝" w:hAnsi="游明朝"/>
+          <w:b w:val="false"/>
+          <w:bCs w:val="false"/>
+          <w:color w:val="000000"/>
+        </w:rPr>
+        <w:t xml:space="preserve">麻酔記録が5分刻みに丸められている場合はその旨を明記し、可能であれば</w:t>
+      </w:r>
+    </w:p>
+    <w:p>
+      <w:pPr>
+        <w:spacing w:after="120" w:before="0" w:line="300"/>
+      </w:pPr>
+      <w:r>
+        <w:rPr>
+          <w:rFonts w:ascii="游明朝" w:cs="游明朝" w:eastAsia="游明朝" w:hAnsi="游明朝"/>
+          <w:b/>
+          <w:bCs/>
+          <w:color w:val="000000"/>
+        </w:rPr>
+        <w:t xml:space="preserve">シリンジポンプの動作記録</w:t>
+      </w:r>
+      <w:r>
+        <w:rPr>
+          <w:rFonts w:ascii="游明朝" w:cs="游明朝" w:eastAsia="游明朝" w:hAnsi="游明朝"/>
+          <w:b w:val="false"/>
+          <w:bCs w:val="false"/>
+          <w:color w:val="000000"/>
+        </w:rPr>
+        <w:t xml:space="preserve">（開始・流量変更・停止の時刻と流量）をご提供ください</w:t>
+      </w:r>
+    </w:p>
+    <w:p>
+      <w:pPr>
+        <w:spacing w:after="70" w:before="0" w:line="300"/>
+        <w:ind w:left="210"/>
+      </w:pPr>
+      <w:r>
+        <w:rPr>
+          <w:rFonts w:ascii="游明朝" w:cs="游明朝" w:eastAsia="游明朝" w:hAnsi="游明朝"/>
+          <w:b w:val="false"/>
+          <w:bCs w:val="false"/>
+          <w:color w:val="000000"/>
+        </w:rPr>
+        <w:t xml:space="preserve">・1行1イベント: 麻酔導入・気管挿管・執刀・閉創・抜管の時刻、体位変換の時刻</w:t>
+      </w:r>
+    </w:p>
+    <w:p>
+      <w:pPr>
+        <w:spacing w:after="120" w:before="0" w:line="300"/>
+      </w:pPr>
+      <w:r>
+        <w:rPr>
+          <w:rFonts w:ascii="游明朝" w:cs="游明朝" w:eastAsia="游明朝" w:hAnsi="游明朝"/>
+          <w:b/>
+          <w:bCs/>
+          <w:color w:val="000000"/>
+        </w:rPr>
+        <w:t xml:space="preserve">任意（既存記録から取り出せる場合のみ）</w:t>
+      </w:r>
+    </w:p>
+    <w:p>
+      <w:pPr>
+        <w:spacing w:after="120" w:before="0" w:line="300"/>
+      </w:pPr>
+      <w:r>
+        <w:rPr>
+          <w:rFonts w:ascii="游明朝" w:cs="游明朝" w:eastAsia="游明朝" w:hAnsi="游明朝"/>
+          <w:b w:val="false"/>
+          <w:bCs w:val="false"/>
+          <w:color w:val="000000"/>
+        </w:rPr>
+        <w:t xml:space="preserve">SpO₂プローブの装着部位と左右／動脈ラインの留置部位と左右／</w:t>
+      </w:r>
+    </w:p>
+    <w:p>
+      <w:pPr>
+        <w:spacing w:after="120" w:before="0" w:line="300"/>
+      </w:pPr>
+      <w:r>
+        <w:rPr>
+          <w:rFonts w:ascii="游明朝" w:cs="游明朝" w:eastAsia="游明朝" w:hAnsi="游明朝"/>
+          <w:b w:val="false"/>
+          <w:bCs w:val="false"/>
+          <w:color w:val="000000"/>
+        </w:rPr>
+        <w:t xml:space="preserve">術前 baPWV または CAVI と測定日。</w:t>
       </w:r>
     </w:p>
     <w:p>

--- a/docs/research/依頼_業者向け.docx
+++ b/docs/research/依頼_業者向け.docx
@@ -1487,7 +1487,16 @@
                 <w:sz w:val="18"/>
                 <w:szCs w:val="18"/>
               </w:rPr>
-              <w:t xml:space="preserve">熱希釈法による心拍出量（実施している症例のみ）</w:t>
+              <w:t xml:space="preserve">ボーラス熱希釈による心拍出量の実施時刻と測定値</w:t>
+            </w:r>
+            <w:r>
+              <w:rPr>
+                <w:rFonts w:ascii="游明朝" w:cs="游明朝" w:eastAsia="游明朝" w:hAnsi="游明朝"/>
+                <w:color w:val="000000"/>
+                <w:sz w:val="18"/>
+                <w:szCs w:val="18"/>
+              </w:rPr>
+              <w:t xml:space="preserve">（肺動脈カテーテル留置例）</w:t>
             </w:r>
           </w:p>
         </w:tc>
@@ -1513,7 +1522,25 @@
                 <w:sz w:val="18"/>
                 <w:szCs w:val="18"/>
               </w:rPr>
-              <w:t xml:space="preserve">実施時刻と測定値のペア</w:t>
+              <w:t xml:space="preserve">実施時刻と測定値のペア。</w:t>
+            </w:r>
+            <w:r>
+              <w:rPr>
+                <w:rFonts w:ascii="游明朝" w:cs="游明朝" w:eastAsia="游明朝" w:hAnsi="游明朝"/>
+                <w:color w:val="000000"/>
+                <w:sz w:val="18"/>
+                <w:szCs w:val="18"/>
+              </w:rPr>
+              <w:t xml:space="preserve">B群で最も重要な項目です</w:t>
+            </w:r>
+            <w:r>
+              <w:rPr>
+                <w:rFonts w:ascii="游明朝" w:cs="游明朝" w:eastAsia="游明朝" w:hAnsi="游明朝"/>
+                <w:color w:val="000000"/>
+                <w:sz w:val="18"/>
+                <w:szCs w:val="18"/>
+              </w:rPr>
+              <w:t xml:space="preserve">（下記の注を参照）</w:t>
             </w:r>
           </w:p>
         </w:tc>
@@ -1570,16 +1597,7 @@
                 <w:sz w:val="18"/>
                 <w:szCs w:val="18"/>
               </w:rPr>
-              <w:t xml:space="preserve">連続心拍出量（CCO）の時系列</w:t>
-            </w:r>
-            <w:r>
-              <w:rPr>
-                <w:rFonts w:ascii="游明朝" w:cs="游明朝" w:eastAsia="游明朝" w:hAnsi="游明朝"/>
-                <w:color w:val="000000"/>
-                <w:sz w:val="18"/>
-                <w:szCs w:val="18"/>
-              </w:rPr>
-              <w:t xml:space="preserve">（肺動脈カテーテル留置例）</w:t>
+              <w:t xml:space="preserve">連続心拍出量（CCO）の時系列（同上）</w:t>
             </w:r>
           </w:p>
         </w:tc>
@@ -1605,7 +1623,16 @@
                 <w:sz w:val="18"/>
                 <w:szCs w:val="18"/>
               </w:rPr>
-              <w:t xml:space="preserve">装置の更新周期のまま</w:t>
+              <w:t xml:space="preserve">装置の更新周期のまま。</w:t>
+            </w:r>
+            <w:r>
+              <w:rPr>
+                <w:rFonts w:ascii="游明朝" w:cs="游明朝" w:eastAsia="游明朝" w:hAnsi="游明朝"/>
+                <w:color w:val="000000"/>
+                <w:sz w:val="18"/>
+                <w:szCs w:val="18"/>
+              </w:rPr>
+              <w:t xml:space="preserve">あれば。無くても解析は成立します</w:t>
             </w:r>
           </w:p>
         </w:tc>
@@ -4353,11 +4380,206 @@
           </w:p>
         </w:tc>
       </w:tr>
+      <w:tr>
+        <w:trPr>
+          <w:tblHeader w:val="false"/>
+        </w:trPr>
+        <w:tc>
+          <w:tcPr>
+            <w:tcW w:type="dxa" w:w="609"/>
+            <w:tcMar>
+              <w:top w:type="dxa" w:w="55"/>
+              <w:left w:type="dxa" w:w="95"/>
+              <w:bottom w:type="dxa" w:w="55"/>
+              <w:right w:type="dxa" w:w="95"/>
+            </w:tcMar>
+            <w:vAlign w:val="top"/>
+          </w:tcPr>
+          <w:p>
+            <w:pPr>
+              <w:spacing w:after="0" w:line="250"/>
+            </w:pPr>
+            <w:r>
+              <w:rPr>
+                <w:rFonts w:ascii="游明朝" w:cs="游明朝" w:eastAsia="游明朝" w:hAnsi="游明朝"/>
+                <w:color w:val="000000"/>
+                <w:sz w:val="18"/>
+                <w:szCs w:val="18"/>
+              </w:rPr>
+              <w:t xml:space="preserve">5-14</w:t>
+            </w:r>
+          </w:p>
+        </w:tc>
+        <w:tc>
+          <w:tcPr>
+            <w:tcW w:type="dxa" w:w="6636"/>
+            <w:tcMar>
+              <w:top w:type="dxa" w:w="55"/>
+              <w:left w:type="dxa" w:w="95"/>
+              <w:bottom w:type="dxa" w:w="55"/>
+              <w:right w:type="dxa" w:w="95"/>
+            </w:tcMar>
+            <w:vAlign w:val="top"/>
+          </w:tcPr>
+          <w:p>
+            <w:pPr>
+              <w:spacing w:after="0" w:line="250"/>
+            </w:pPr>
+            <w:r>
+              <w:rPr>
+                <w:rFonts w:ascii="游明朝" w:cs="游明朝" w:eastAsia="游明朝" w:hAnsi="游明朝"/>
+                <w:color w:val="000000"/>
+                <w:sz w:val="18"/>
+                <w:szCs w:val="18"/>
+              </w:rPr>
+              <w:t xml:space="preserve">連続心拍出量（CCO）の平均化の時定数</w:t>
+            </w:r>
+            <w:r>
+              <w:rPr>
+                <w:rFonts w:ascii="游明朝" w:cs="游明朝" w:eastAsia="游明朝" w:hAnsi="游明朝"/>
+                <w:color w:val="000000"/>
+                <w:sz w:val="18"/>
+                <w:szCs w:val="18"/>
+              </w:rPr>
+              <w:t xml:space="preserve">（何分ぶんを平均して1つの値を出しているか）</w:t>
+            </w:r>
+          </w:p>
+        </w:tc>
+        <w:tc>
+          <w:tcPr>
+            <w:tcW w:type="dxa" w:w="2393"/>
+            <w:tcMar>
+              <w:top w:type="dxa" w:w="55"/>
+              <w:left w:type="dxa" w:w="95"/>
+              <w:bottom w:type="dxa" w:w="55"/>
+              <w:right w:type="dxa" w:w="95"/>
+            </w:tcMar>
+            <w:vAlign w:val="top"/>
+          </w:tcPr>
+          <w:p>
+            <w:pPr>
+              <w:spacing w:after="0" w:line="250"/>
+            </w:pPr>
+          </w:p>
+        </w:tc>
+      </w:tr>
     </w:tbl>
     <w:p>
       <w:pPr>
         <w:spacing w:after="140"/>
       </w:pPr>
+    </w:p>
+    <w:p>
+      <w:pPr>
+        <w:spacing w:after="120" w:before="0" w:line="300"/>
+      </w:pPr>
+      <w:r>
+        <w:rPr>
+          <w:rFonts w:ascii="游明朝" w:cs="游明朝" w:eastAsia="游明朝" w:hAnsi="游明朝"/>
+          <w:b/>
+          <w:bCs/>
+          <w:color w:val="000000"/>
+        </w:rPr>
+        <w:t xml:space="preserve">2-3 についての注（なぜボーラス熱希釈の時刻が要るか）</w:t>
+      </w:r>
+    </w:p>
+    <w:p>
+      <w:pPr>
+        <w:spacing w:after="120" w:before="0" w:line="300"/>
+      </w:pPr>
+      <w:r>
+        <w:rPr>
+          <w:rFonts w:ascii="游明朝" w:cs="游明朝" w:eastAsia="游明朝" w:hAnsi="游明朝"/>
+          <w:b w:val="false"/>
+          <w:bCs w:val="false"/>
+          <w:color w:val="000000"/>
+        </w:rPr>
+        <w:t xml:space="preserve">本研究は 60 秒ごとに指標を計算し、その症例内の変化を心拍出量・血管抵抗の変化と突き合わせます。</w:t>
+      </w:r>
+    </w:p>
+    <w:p>
+      <w:pPr>
+        <w:spacing w:after="120" w:before="0" w:line="300"/>
+      </w:pPr>
+      <w:r>
+        <w:rPr>
+          <w:rFonts w:ascii="游明朝" w:cs="游明朝" w:eastAsia="游明朝" w:hAnsi="游明朝"/>
+          <w:b w:val="false"/>
+          <w:bCs w:val="false"/>
+          <w:color w:val="000000"/>
+        </w:rPr>
+        <w:t xml:space="preserve">公開データベース（VitalDB）の肺動脈カテーテル症例で確かめたところ、**連続心拍出量は数分の</w:t>
+      </w:r>
+    </w:p>
+    <w:p>
+      <w:pPr>
+        <w:spacing w:after="120" w:before="0" w:line="300"/>
+      </w:pPr>
+      <w:r>
+        <w:rPr>
+          <w:rFonts w:ascii="游明朝" w:cs="游明朝" w:eastAsia="游明朝" w:hAnsi="游明朝"/>
+          <w:b w:val="false"/>
+          <w:bCs w:val="false"/>
+          <w:color w:val="000000"/>
+        </w:rPr>
+        <w:t xml:space="preserve">移動平均であるため 60 秒の区間ではほとんど動かず、そこから算出した全身血管抵抗が平均血圧の</w:t>
+      </w:r>
+    </w:p>
+    <w:p>
+      <w:pPr>
+        <w:spacing w:after="120" w:before="0" w:line="300"/>
+      </w:pPr>
+      <w:r>
+        <w:rPr>
+          <w:rFonts w:ascii="游明朝" w:cs="游明朝" w:eastAsia="游明朝" w:hAnsi="游明朝"/>
+          <w:b w:val="false"/>
+          <w:bCs w:val="false"/>
+          <w:color w:val="000000"/>
+        </w:rPr>
+        <w:t xml:space="preserve">ほぼ定数倍になってしまいました**（両者の相対変化の症例内順位相関が +0.79）。これでは</w:t>
+      </w:r>
+    </w:p>
+    <w:p>
+      <w:pPr>
+        <w:spacing w:after="120" w:before="0" w:line="300"/>
+      </w:pPr>
+      <w:r>
+        <w:rPr>
+          <w:rFonts w:ascii="游明朝" w:cs="游明朝" w:eastAsia="游明朝" w:hAnsi="游明朝"/>
+          <w:b w:val="false"/>
+          <w:bCs w:val="false"/>
+          <w:color w:val="000000"/>
+        </w:rPr>
+        <w:t xml:space="preserve">「熱希釈由来」と名がついていても、動脈圧波形と独立した血管抵抗になっていません。</w:t>
+      </w:r>
+    </w:p>
+    <w:p>
+      <w:pPr>
+        <w:spacing w:after="120" w:before="0" w:line="300"/>
+      </w:pPr>
+      <w:r>
+        <w:rPr>
+          <w:rFonts w:ascii="游明朝" w:cs="游明朝" w:eastAsia="游明朝" w:hAnsi="游明朝"/>
+          <w:b/>
+          <w:bCs/>
+          <w:color w:val="000000"/>
+        </w:rPr>
+        <w:t xml:space="preserve">ボーラス熱希釈の時刻に合わせて解析すれば、その時点の心拍出量は完全に独立です。</w:t>
+      </w:r>
+    </w:p>
+    <w:p>
+      <w:pPr>
+        <w:spacing w:after="120" w:before="0" w:line="300"/>
+      </w:pPr>
+      <w:r>
+        <w:rPr>
+          <w:rFonts w:ascii="游明朝" w:cs="游明朝" w:eastAsia="游明朝" w:hAnsi="游明朝"/>
+          <w:b w:val="false"/>
+          <w:bCs w:val="false"/>
+          <w:color w:val="000000"/>
+        </w:rPr>
+        <w:t xml:space="preserve">1症例あたり3〜5点でも、独立性のほうが点数より重要です。5-14 を伺いたいのも同じ理由です。</w:t>
+      </w:r>
     </w:p>
     <w:p>
       <w:pPr>
